--- a/Website/static/downloads/showcase/pswriteoffice/project-delivery-pack.docx
+++ b/Website/static/downloads/showcase/pswriteoffice/project-delivery-pack.docx
@@ -30,6 +30,50 @@
         <w:spacing w:before="240" w:after="120"/>
       </w:pPr>
       <w:r>
+        <w:t xml:space="preserve">Decisions and recovery actions</w:t>
+      </w:r>
+    </w:p>
+    <w:p>
+      <w:pPr>
+        <w:pStyle w:val="ListParagraph"/>
+        <w:keepLines/>
+        <w:numPr>
+          <w:ilvl w:val="0"/>
+          <w:numId w:val="1"/>
+        </w:numPr>
+      </w:pPr>
+      <w:r>
+        <w:t xml:space="preserve">Markus | Data migration rehearsal: Approve the retry window and migration owner.</w:t>
+      </w:r>
+    </w:p>
+    <w:p>
+      <w:pPr>
+        <w:pStyle w:val="ListParagraph"/>
+        <w:keepLines/>
+        <w:numPr>
+          <w:ilvl w:val="0"/>
+          <w:numId w:val="1"/>
+        </w:numPr>
+      </w:pPr>
+      <w:r>
+        <w:t xml:space="preserve">Chloé | Support handover: Confirm the on-call rota and escalation path.</w:t>
+      </w:r>
+    </w:p>
+    <w:p>
+      <w:pPr>
+        <w:spacing w:before="240"/>
+      </w:pPr>
+      <w:r>
+        <w:t xml:space="preserve">Review owner: __________________  Decision: __________________</w:t>
+      </w:r>
+    </w:p>
+    <w:p>
+      <w:pPr>
+        <w:pStyle w:val="Heading1"/>
+        <w:keepNext/>
+        <w:spacing w:before="240" w:after="120"/>
+      </w:pPr>
+      <w:r>
         <w:t xml:space="preserve">Milestone position</w:t>
       </w:r>
     </w:p>
@@ -48,6 +92,10 @@
         <w:gridCol w:w="1872"/>
       </w:tblGrid>
       <w:tr>
+        <w:trPr>
+          <w:cantSplit/>
+          <w:tblHeader/>
+        </w:trPr>
         <w:tc>
           <w:tcPr>
             <w:tcW w:w="1000" w:type="pct"/>
@@ -135,6 +183,9 @@
         </w:tc>
       </w:tr>
       <w:tr>
+        <w:trPr>
+          <w:cantSplit/>
+        </w:trPr>
         <w:tc>
           <w:tcPr>
             <w:tcW w:w="1000" w:type="pct"/>
@@ -222,6 +273,9 @@
         </w:tc>
       </w:tr>
       <w:tr>
+        <w:trPr>
+          <w:cantSplit/>
+        </w:trPr>
         <w:tc>
           <w:tcPr>
             <w:tcW w:w="1000" w:type="pct"/>
@@ -309,6 +363,9 @@
         </w:tc>
       </w:tr>
       <w:tr>
+        <w:trPr>
+          <w:cantSplit/>
+        </w:trPr>
         <w:tc>
           <w:tcPr>
             <w:tcW w:w="1000" w:type="pct"/>
@@ -401,6 +458,9 @@
         </w:tc>
       </w:tr>
       <w:tr>
+        <w:trPr>
+          <w:cantSplit/>
+        </w:trPr>
         <w:tc>
           <w:tcPr>
             <w:tcW w:w="1000" w:type="pct"/>
@@ -493,6 +553,9 @@
         </w:tc>
       </w:tr>
       <w:tr>
+        <w:trPr>
+          <w:cantSplit/>
+        </w:trPr>
         <w:tc>
           <w:tcPr>
             <w:tcW w:w="1000" w:type="pct"/>
@@ -580,6 +643,9 @@
         </w:tc>
       </w:tr>
       <w:tr>
+        <w:trPr>
+          <w:cantSplit/>
+        </w:trPr>
         <w:tc>
           <w:tcPr>
             <w:tcW w:w="1000" w:type="pct"/>
@@ -668,56 +734,14 @@
       </w:tr>
     </w:tbl>
     <w:p>
-      <w:pPr>
-        <w:pStyle w:val="Heading1"/>
-        <w:keepNext/>
-        <w:spacing w:before="240" w:after="120"/>
-      </w:pPr>
-      <w:r>
-        <w:t xml:space="preserve">Decisions and recovery actions</w:t>
-      </w:r>
-    </w:p>
-    <w:p>
-      <w:pPr>
-        <w:pStyle w:val="ListParagraph"/>
-        <w:numPr>
-          <w:ilvl w:val="0"/>
-          <w:numId w:val="1"/>
-        </w:numPr>
-      </w:pPr>
-      <w:r>
-        <w:t xml:space="preserve">Markus | Data migration rehearsal: Approve the retry window and migration owner.</w:t>
-      </w:r>
-    </w:p>
-    <w:p>
-      <w:pPr>
-        <w:pStyle w:val="ListParagraph"/>
-        <w:numPr>
-          <w:ilvl w:val="0"/>
-          <w:numId w:val="1"/>
-        </w:numPr>
-      </w:pPr>
-      <w:r>
-        <w:t xml:space="preserve">Chloé | Support handover: Confirm the on-call rota and escalation path.</w:t>
-      </w:r>
-    </w:p>
-    <w:p>
-      <w:pPr>
-        <w:spacing w:before="240"/>
-      </w:pPr>
-      <w:r>
-        <w:t xml:space="preserve">Review owner: __________________  Decision: __________________</w:t>
-      </w:r>
-    </w:p>
-    <w:p>
       <w:pPr/>
       <w:r>
         <w:t xml:space="preserve">Synthetic sample. Due today is on track; overdue means an incomplete milestone due before the snapshot date. Update the CSV and regenerate this review after changes. Record the review decision in the editable Word copy.</w:t>
       </w:r>
     </w:p>
     <w:sectPr>
-      <w:headerReference w:type="default" r:id="R36617e5f82f64f29"/>
-      <w:footerReference w:type="default" r:id="R6b8cee0d148b43af"/>
+      <w:headerReference w:type="default" r:id="Rdba42c7f76da45b9"/>
+      <w:footerReference w:type="default" r:id="R679d8997f88041af"/>
       <w:pgSz w:w="12240" w:h="15840" w:code="1"/>
       <w:pgMar w:top="1440" w:right="1440" w:bottom="1440" w:left="1440" w:header="720" w:footer="720" w:gutter="0"/>
     </w:sectPr>
@@ -795,7 +819,7 @@
 <file path=word/numbering.xml><?xml version="1.0" encoding="utf-8"?>
 <w:numbering xmlns:wpc="http://schemas.microsoft.com/office/word/2010/wordprocessingCanvas" xmlns:cx="http://schemas.microsoft.com/office/drawing/2014/chartex" xmlns:cx1="http://schemas.microsoft.com/office/drawing/2015/9/8/chartex" xmlns:cx2="http://schemas.microsoft.com/office/drawing/2015/10/21/chartex" xmlns:cx3="http://schemas.microsoft.com/office/drawing/2016/5/9/chartex" xmlns:cx4="http://schemas.microsoft.com/office/drawing/2016/5/10/chartex" xmlns:cx5="http://schemas.microsoft.com/office/drawing/2016/5/11/chartex" xmlns:cx6="http://schemas.microsoft.com/office/drawing/2016/5/12/chartex" xmlns:cx7="http://schemas.microsoft.com/office/drawing/2016/5/13/chartex" xmlns:cx8="http://schemas.microsoft.com/office/drawing/2016/5/14/chartex" xmlns:mc="http://schemas.openxmlformats.org/markup-compatibility/2006" xmlns:aink="http://schemas.microsoft.com/office/drawing/2016/ink" xmlns:am3d="http://schemas.microsoft.com/office/drawing/2017/model3d" xmlns:o="urn:schemas-microsoft-com:office:office" xmlns:oel="http://schemas.microsoft.com/office/2019/extlst" xmlns:r="http://schemas.openxmlformats.org/officeDocument/2006/relationships" xmlns:m="http://schemas.openxmlformats.org/officeDocument/2006/math" xmlns:v="urn:schemas-microsoft-com:vml" xmlns:wp14="http://schemas.microsoft.com/office/word/2010/wordprocessingDrawing" xmlns:wp="http://schemas.openxmlformats.org/drawingml/2006/wordprocessingDrawing" xmlns:w10="urn:schemas-microsoft-com:office:word" xmlns:w="http://schemas.openxmlformats.org/wordprocessingml/2006/main" xmlns:w14="http://schemas.microsoft.com/office/word/2010/wordml" xmlns:w15="http://schemas.microsoft.com/office/word/2012/wordml" xmlns:w16cex="http://schemas.microsoft.com/office/word/2018/wordml/cex" xmlns:w16cid="http://schemas.microsoft.com/office/word/2016/wordml/cid" xmlns:w16="http://schemas.microsoft.com/office/word/2018/wordml" xmlns:w16sdtdh="http://schemas.microsoft.com/office/word/2020/wordml/sdtdatahash" xmlns:w16se="http://schemas.microsoft.com/office/word/2015/wordml/symex" xmlns:wpg="http://schemas.microsoft.com/office/word/2010/wordprocessingGroup" xmlns:wpi="http://schemas.microsoft.com/office/word/2010/wordprocessingInk" xmlns:wne="http://schemas.microsoft.com/office/word/2006/wordml" xmlns:wps="http://schemas.microsoft.com/office/word/2010/wordprocessingShape" mc:Ignorable="w14 w15 w16se w16cid w16 w16cex w16sdtdh wp14">
   <w:abstractNum w:abstractNumId="0" w15:restartNumberingAfterBreak="0">
-    <w:nsid w:val="F296CBA4"/>
+    <w:nsid w:val="442C9E5F"/>
     <w:multiLevelType w:val="hybridMultilevel"/>
     <w:tmpl w:val="934E79A6"/>
     <w:lvl w:ilvl="0" w:tplc="04090001">

--- a/Website/static/downloads/showcase/pswriteoffice/project-delivery-pack.docx
+++ b/Website/static/downloads/showcase/pswriteoffice/project-delivery-pack.docx
@@ -740,8 +740,8 @@
       </w:r>
     </w:p>
     <w:sectPr>
-      <w:headerReference w:type="default" r:id="Rdba42c7f76da45b9"/>
-      <w:footerReference w:type="default" r:id="R679d8997f88041af"/>
+      <w:headerReference w:type="default" r:id="Re342f9676649430a"/>
+      <w:footerReference w:type="default" r:id="Rd61d9c8a30434c2d"/>
       <w:pgSz w:w="12240" w:h="15840" w:code="1"/>
       <w:pgMar w:top="1440" w:right="1440" w:bottom="1440" w:left="1440" w:header="720" w:footer="720" w:gutter="0"/>
     </w:sectPr>
@@ -819,7 +819,7 @@
 <file path=word/numbering.xml><?xml version="1.0" encoding="utf-8"?>
 <w:numbering xmlns:wpc="http://schemas.microsoft.com/office/word/2010/wordprocessingCanvas" xmlns:cx="http://schemas.microsoft.com/office/drawing/2014/chartex" xmlns:cx1="http://schemas.microsoft.com/office/drawing/2015/9/8/chartex" xmlns:cx2="http://schemas.microsoft.com/office/drawing/2015/10/21/chartex" xmlns:cx3="http://schemas.microsoft.com/office/drawing/2016/5/9/chartex" xmlns:cx4="http://schemas.microsoft.com/office/drawing/2016/5/10/chartex" xmlns:cx5="http://schemas.microsoft.com/office/drawing/2016/5/11/chartex" xmlns:cx6="http://schemas.microsoft.com/office/drawing/2016/5/12/chartex" xmlns:cx7="http://schemas.microsoft.com/office/drawing/2016/5/13/chartex" xmlns:cx8="http://schemas.microsoft.com/office/drawing/2016/5/14/chartex" xmlns:mc="http://schemas.openxmlformats.org/markup-compatibility/2006" xmlns:aink="http://schemas.microsoft.com/office/drawing/2016/ink" xmlns:am3d="http://schemas.microsoft.com/office/drawing/2017/model3d" xmlns:o="urn:schemas-microsoft-com:office:office" xmlns:oel="http://schemas.microsoft.com/office/2019/extlst" xmlns:r="http://schemas.openxmlformats.org/officeDocument/2006/relationships" xmlns:m="http://schemas.openxmlformats.org/officeDocument/2006/math" xmlns:v="urn:schemas-microsoft-com:vml" xmlns:wp14="http://schemas.microsoft.com/office/word/2010/wordprocessingDrawing" xmlns:wp="http://schemas.openxmlformats.org/drawingml/2006/wordprocessingDrawing" xmlns:w10="urn:schemas-microsoft-com:office:word" xmlns:w="http://schemas.openxmlformats.org/wordprocessingml/2006/main" xmlns:w14="http://schemas.microsoft.com/office/word/2010/wordml" xmlns:w15="http://schemas.microsoft.com/office/word/2012/wordml" xmlns:w16cex="http://schemas.microsoft.com/office/word/2018/wordml/cex" xmlns:w16cid="http://schemas.microsoft.com/office/word/2016/wordml/cid" xmlns:w16="http://schemas.microsoft.com/office/word/2018/wordml" xmlns:w16sdtdh="http://schemas.microsoft.com/office/word/2020/wordml/sdtdatahash" xmlns:w16se="http://schemas.microsoft.com/office/word/2015/wordml/symex" xmlns:wpg="http://schemas.microsoft.com/office/word/2010/wordprocessingGroup" xmlns:wpi="http://schemas.microsoft.com/office/word/2010/wordprocessingInk" xmlns:wne="http://schemas.microsoft.com/office/word/2006/wordml" xmlns:wps="http://schemas.microsoft.com/office/word/2010/wordprocessingShape" mc:Ignorable="w14 w15 w16se w16cid w16 w16cex w16sdtdh wp14">
   <w:abstractNum w:abstractNumId="0" w15:restartNumberingAfterBreak="0">
-    <w:nsid w:val="442C9E5F"/>
+    <w:nsid w:val="A192A25F"/>
     <w:multiLevelType w:val="hybridMultilevel"/>
     <w:tmpl w:val="934E79A6"/>
     <w:lvl w:ilvl="0" w:tplc="04090001">

--- a/Website/static/downloads/showcase/pswriteoffice/project-delivery-pack.docx
+++ b/Website/static/downloads/showcase/pswriteoffice/project-delivery-pack.docx
@@ -740,8 +740,8 @@
       </w:r>
     </w:p>
     <w:sectPr>
-      <w:headerReference w:type="default" r:id="Re342f9676649430a"/>
-      <w:footerReference w:type="default" r:id="Rd61d9c8a30434c2d"/>
+      <w:headerReference w:type="default" r:id="R89bcc76827b442ca"/>
+      <w:footerReference w:type="default" r:id="Ra32e0fe158a14467"/>
       <w:pgSz w:w="12240" w:h="15840" w:code="1"/>
       <w:pgMar w:top="1440" w:right="1440" w:bottom="1440" w:left="1440" w:header="720" w:footer="720" w:gutter="0"/>
     </w:sectPr>
@@ -819,7 +819,7 @@
 <file path=word/numbering.xml><?xml version="1.0" encoding="utf-8"?>
 <w:numbering xmlns:wpc="http://schemas.microsoft.com/office/word/2010/wordprocessingCanvas" xmlns:cx="http://schemas.microsoft.com/office/drawing/2014/chartex" xmlns:cx1="http://schemas.microsoft.com/office/drawing/2015/9/8/chartex" xmlns:cx2="http://schemas.microsoft.com/office/drawing/2015/10/21/chartex" xmlns:cx3="http://schemas.microsoft.com/office/drawing/2016/5/9/chartex" xmlns:cx4="http://schemas.microsoft.com/office/drawing/2016/5/10/chartex" xmlns:cx5="http://schemas.microsoft.com/office/drawing/2016/5/11/chartex" xmlns:cx6="http://schemas.microsoft.com/office/drawing/2016/5/12/chartex" xmlns:cx7="http://schemas.microsoft.com/office/drawing/2016/5/13/chartex" xmlns:cx8="http://schemas.microsoft.com/office/drawing/2016/5/14/chartex" xmlns:mc="http://schemas.openxmlformats.org/markup-compatibility/2006" xmlns:aink="http://schemas.microsoft.com/office/drawing/2016/ink" xmlns:am3d="http://schemas.microsoft.com/office/drawing/2017/model3d" xmlns:o="urn:schemas-microsoft-com:office:office" xmlns:oel="http://schemas.microsoft.com/office/2019/extlst" xmlns:r="http://schemas.openxmlformats.org/officeDocument/2006/relationships" xmlns:m="http://schemas.openxmlformats.org/officeDocument/2006/math" xmlns:v="urn:schemas-microsoft-com:vml" xmlns:wp14="http://schemas.microsoft.com/office/word/2010/wordprocessingDrawing" xmlns:wp="http://schemas.openxmlformats.org/drawingml/2006/wordprocessingDrawing" xmlns:w10="urn:schemas-microsoft-com:office:word" xmlns:w="http://schemas.openxmlformats.org/wordprocessingml/2006/main" xmlns:w14="http://schemas.microsoft.com/office/word/2010/wordml" xmlns:w15="http://schemas.microsoft.com/office/word/2012/wordml" xmlns:w16cex="http://schemas.microsoft.com/office/word/2018/wordml/cex" xmlns:w16cid="http://schemas.microsoft.com/office/word/2016/wordml/cid" xmlns:w16="http://schemas.microsoft.com/office/word/2018/wordml" xmlns:w16sdtdh="http://schemas.microsoft.com/office/word/2020/wordml/sdtdatahash" xmlns:w16se="http://schemas.microsoft.com/office/word/2015/wordml/symex" xmlns:wpg="http://schemas.microsoft.com/office/word/2010/wordprocessingGroup" xmlns:wpi="http://schemas.microsoft.com/office/word/2010/wordprocessingInk" xmlns:wne="http://schemas.microsoft.com/office/word/2006/wordml" xmlns:wps="http://schemas.microsoft.com/office/word/2010/wordprocessingShape" mc:Ignorable="w14 w15 w16se w16cid w16 w16cex w16sdtdh wp14">
   <w:abstractNum w:abstractNumId="0" w15:restartNumberingAfterBreak="0">
-    <w:nsid w:val="A192A25F"/>
+    <w:nsid w:val="E5792831"/>
     <w:multiLevelType w:val="hybridMultilevel"/>
     <w:tmpl w:val="934E79A6"/>
     <w:lvl w:ilvl="0" w:tplc="04090001">

--- a/Website/static/downloads/showcase/pswriteoffice/project-delivery-pack.docx
+++ b/Website/static/downloads/showcase/pswriteoffice/project-delivery-pack.docx
@@ -740,8 +740,8 @@
       </w:r>
     </w:p>
     <w:sectPr>
-      <w:headerReference w:type="default" r:id="R89bcc76827b442ca"/>
-      <w:footerReference w:type="default" r:id="Ra32e0fe158a14467"/>
+      <w:headerReference w:type="default" r:id="R8e63d8cd29b74ac4"/>
+      <w:footerReference w:type="default" r:id="R14f97e0047cb4a02"/>
       <w:pgSz w:w="12240" w:h="15840" w:code="1"/>
       <w:pgMar w:top="1440" w:right="1440" w:bottom="1440" w:left="1440" w:header="720" w:footer="720" w:gutter="0"/>
     </w:sectPr>
@@ -819,7 +819,7 @@
 <file path=word/numbering.xml><?xml version="1.0" encoding="utf-8"?>
 <w:numbering xmlns:wpc="http://schemas.microsoft.com/office/word/2010/wordprocessingCanvas" xmlns:cx="http://schemas.microsoft.com/office/drawing/2014/chartex" xmlns:cx1="http://schemas.microsoft.com/office/drawing/2015/9/8/chartex" xmlns:cx2="http://schemas.microsoft.com/office/drawing/2015/10/21/chartex" xmlns:cx3="http://schemas.microsoft.com/office/drawing/2016/5/9/chartex" xmlns:cx4="http://schemas.microsoft.com/office/drawing/2016/5/10/chartex" xmlns:cx5="http://schemas.microsoft.com/office/drawing/2016/5/11/chartex" xmlns:cx6="http://schemas.microsoft.com/office/drawing/2016/5/12/chartex" xmlns:cx7="http://schemas.microsoft.com/office/drawing/2016/5/13/chartex" xmlns:cx8="http://schemas.microsoft.com/office/drawing/2016/5/14/chartex" xmlns:mc="http://schemas.openxmlformats.org/markup-compatibility/2006" xmlns:aink="http://schemas.microsoft.com/office/drawing/2016/ink" xmlns:am3d="http://schemas.microsoft.com/office/drawing/2017/model3d" xmlns:o="urn:schemas-microsoft-com:office:office" xmlns:oel="http://schemas.microsoft.com/office/2019/extlst" xmlns:r="http://schemas.openxmlformats.org/officeDocument/2006/relationships" xmlns:m="http://schemas.openxmlformats.org/officeDocument/2006/math" xmlns:v="urn:schemas-microsoft-com:vml" xmlns:wp14="http://schemas.microsoft.com/office/word/2010/wordprocessingDrawing" xmlns:wp="http://schemas.openxmlformats.org/drawingml/2006/wordprocessingDrawing" xmlns:w10="urn:schemas-microsoft-com:office:word" xmlns:w="http://schemas.openxmlformats.org/wordprocessingml/2006/main" xmlns:w14="http://schemas.microsoft.com/office/word/2010/wordml" xmlns:w15="http://schemas.microsoft.com/office/word/2012/wordml" xmlns:w16cex="http://schemas.microsoft.com/office/word/2018/wordml/cex" xmlns:w16cid="http://schemas.microsoft.com/office/word/2016/wordml/cid" xmlns:w16="http://schemas.microsoft.com/office/word/2018/wordml" xmlns:w16sdtdh="http://schemas.microsoft.com/office/word/2020/wordml/sdtdatahash" xmlns:w16se="http://schemas.microsoft.com/office/word/2015/wordml/symex" xmlns:wpg="http://schemas.microsoft.com/office/word/2010/wordprocessingGroup" xmlns:wpi="http://schemas.microsoft.com/office/word/2010/wordprocessingInk" xmlns:wne="http://schemas.microsoft.com/office/word/2006/wordml" xmlns:wps="http://schemas.microsoft.com/office/word/2010/wordprocessingShape" mc:Ignorable="w14 w15 w16se w16cid w16 w16cex w16sdtdh wp14">
   <w:abstractNum w:abstractNumId="0" w15:restartNumberingAfterBreak="0">
-    <w:nsid w:val="E5792831"/>
+    <w:nsid w:val="88B56114"/>
     <w:multiLevelType w:val="hybridMultilevel"/>
     <w:tmpl w:val="934E79A6"/>
     <w:lvl w:ilvl="0" w:tplc="04090001">

--- a/Website/static/downloads/showcase/pswriteoffice/project-delivery-pack.docx
+++ b/Website/static/downloads/showcase/pswriteoffice/project-delivery-pack.docx
@@ -740,8 +740,8 @@
       </w:r>
     </w:p>
     <w:sectPr>
-      <w:headerReference w:type="default" r:id="R8e63d8cd29b74ac4"/>
-      <w:footerReference w:type="default" r:id="R14f97e0047cb4a02"/>
+      <w:headerReference w:type="default" r:id="R5cbeb5600e034322"/>
+      <w:footerReference w:type="default" r:id="R958f428b1c8b4e23"/>
       <w:pgSz w:w="12240" w:h="15840" w:code="1"/>
       <w:pgMar w:top="1440" w:right="1440" w:bottom="1440" w:left="1440" w:header="720" w:footer="720" w:gutter="0"/>
     </w:sectPr>
@@ -819,7 +819,7 @@
 <file path=word/numbering.xml><?xml version="1.0" encoding="utf-8"?>
 <w:numbering xmlns:wpc="http://schemas.microsoft.com/office/word/2010/wordprocessingCanvas" xmlns:cx="http://schemas.microsoft.com/office/drawing/2014/chartex" xmlns:cx1="http://schemas.microsoft.com/office/drawing/2015/9/8/chartex" xmlns:cx2="http://schemas.microsoft.com/office/drawing/2015/10/21/chartex" xmlns:cx3="http://schemas.microsoft.com/office/drawing/2016/5/9/chartex" xmlns:cx4="http://schemas.microsoft.com/office/drawing/2016/5/10/chartex" xmlns:cx5="http://schemas.microsoft.com/office/drawing/2016/5/11/chartex" xmlns:cx6="http://schemas.microsoft.com/office/drawing/2016/5/12/chartex" xmlns:cx7="http://schemas.microsoft.com/office/drawing/2016/5/13/chartex" xmlns:cx8="http://schemas.microsoft.com/office/drawing/2016/5/14/chartex" xmlns:mc="http://schemas.openxmlformats.org/markup-compatibility/2006" xmlns:aink="http://schemas.microsoft.com/office/drawing/2016/ink" xmlns:am3d="http://schemas.microsoft.com/office/drawing/2017/model3d" xmlns:o="urn:schemas-microsoft-com:office:office" xmlns:oel="http://schemas.microsoft.com/office/2019/extlst" xmlns:r="http://schemas.openxmlformats.org/officeDocument/2006/relationships" xmlns:m="http://schemas.openxmlformats.org/officeDocument/2006/math" xmlns:v="urn:schemas-microsoft-com:vml" xmlns:wp14="http://schemas.microsoft.com/office/word/2010/wordprocessingDrawing" xmlns:wp="http://schemas.openxmlformats.org/drawingml/2006/wordprocessingDrawing" xmlns:w10="urn:schemas-microsoft-com:office:word" xmlns:w="http://schemas.openxmlformats.org/wordprocessingml/2006/main" xmlns:w14="http://schemas.microsoft.com/office/word/2010/wordml" xmlns:w15="http://schemas.microsoft.com/office/word/2012/wordml" xmlns:w16cex="http://schemas.microsoft.com/office/word/2018/wordml/cex" xmlns:w16cid="http://schemas.microsoft.com/office/word/2016/wordml/cid" xmlns:w16="http://schemas.microsoft.com/office/word/2018/wordml" xmlns:w16sdtdh="http://schemas.microsoft.com/office/word/2020/wordml/sdtdatahash" xmlns:w16se="http://schemas.microsoft.com/office/word/2015/wordml/symex" xmlns:wpg="http://schemas.microsoft.com/office/word/2010/wordprocessingGroup" xmlns:wpi="http://schemas.microsoft.com/office/word/2010/wordprocessingInk" xmlns:wne="http://schemas.microsoft.com/office/word/2006/wordml" xmlns:wps="http://schemas.microsoft.com/office/word/2010/wordprocessingShape" mc:Ignorable="w14 w15 w16se w16cid w16 w16cex w16sdtdh wp14">
   <w:abstractNum w:abstractNumId="0" w15:restartNumberingAfterBreak="0">
-    <w:nsid w:val="88B56114"/>
+    <w:nsid w:val="52986EEF"/>
     <w:multiLevelType w:val="hybridMultilevel"/>
     <w:tmpl w:val="934E79A6"/>
     <w:lvl w:ilvl="0" w:tplc="04090001">

--- a/Website/static/downloads/showcase/pswriteoffice/project-delivery-pack.docx
+++ b/Website/static/downloads/showcase/pswriteoffice/project-delivery-pack.docx
@@ -740,8 +740,8 @@
       </w:r>
     </w:p>
     <w:sectPr>
-      <w:headerReference w:type="default" r:id="R5cbeb5600e034322"/>
-      <w:footerReference w:type="default" r:id="R958f428b1c8b4e23"/>
+      <w:headerReference w:type="default" r:id="R0bd3f6cf61e24625"/>
+      <w:footerReference w:type="default" r:id="Rd161cae0895642dd"/>
       <w:pgSz w:w="12240" w:h="15840" w:code="1"/>
       <w:pgMar w:top="1440" w:right="1440" w:bottom="1440" w:left="1440" w:header="720" w:footer="720" w:gutter="0"/>
     </w:sectPr>
@@ -819,7 +819,7 @@
 <file path=word/numbering.xml><?xml version="1.0" encoding="utf-8"?>
 <w:numbering xmlns:wpc="http://schemas.microsoft.com/office/word/2010/wordprocessingCanvas" xmlns:cx="http://schemas.microsoft.com/office/drawing/2014/chartex" xmlns:cx1="http://schemas.microsoft.com/office/drawing/2015/9/8/chartex" xmlns:cx2="http://schemas.microsoft.com/office/drawing/2015/10/21/chartex" xmlns:cx3="http://schemas.microsoft.com/office/drawing/2016/5/9/chartex" xmlns:cx4="http://schemas.microsoft.com/office/drawing/2016/5/10/chartex" xmlns:cx5="http://schemas.microsoft.com/office/drawing/2016/5/11/chartex" xmlns:cx6="http://schemas.microsoft.com/office/drawing/2016/5/12/chartex" xmlns:cx7="http://schemas.microsoft.com/office/drawing/2016/5/13/chartex" xmlns:cx8="http://schemas.microsoft.com/office/drawing/2016/5/14/chartex" xmlns:mc="http://schemas.openxmlformats.org/markup-compatibility/2006" xmlns:aink="http://schemas.microsoft.com/office/drawing/2016/ink" xmlns:am3d="http://schemas.microsoft.com/office/drawing/2017/model3d" xmlns:o="urn:schemas-microsoft-com:office:office" xmlns:oel="http://schemas.microsoft.com/office/2019/extlst" xmlns:r="http://schemas.openxmlformats.org/officeDocument/2006/relationships" xmlns:m="http://schemas.openxmlformats.org/officeDocument/2006/math" xmlns:v="urn:schemas-microsoft-com:vml" xmlns:wp14="http://schemas.microsoft.com/office/word/2010/wordprocessingDrawing" xmlns:wp="http://schemas.openxmlformats.org/drawingml/2006/wordprocessingDrawing" xmlns:w10="urn:schemas-microsoft-com:office:word" xmlns:w="http://schemas.openxmlformats.org/wordprocessingml/2006/main" xmlns:w14="http://schemas.microsoft.com/office/word/2010/wordml" xmlns:w15="http://schemas.microsoft.com/office/word/2012/wordml" xmlns:w16cex="http://schemas.microsoft.com/office/word/2018/wordml/cex" xmlns:w16cid="http://schemas.microsoft.com/office/word/2016/wordml/cid" xmlns:w16="http://schemas.microsoft.com/office/word/2018/wordml" xmlns:w16sdtdh="http://schemas.microsoft.com/office/word/2020/wordml/sdtdatahash" xmlns:w16se="http://schemas.microsoft.com/office/word/2015/wordml/symex" xmlns:wpg="http://schemas.microsoft.com/office/word/2010/wordprocessingGroup" xmlns:wpi="http://schemas.microsoft.com/office/word/2010/wordprocessingInk" xmlns:wne="http://schemas.microsoft.com/office/word/2006/wordml" xmlns:wps="http://schemas.microsoft.com/office/word/2010/wordprocessingShape" mc:Ignorable="w14 w15 w16se w16cid w16 w16cex w16sdtdh wp14">
   <w:abstractNum w:abstractNumId="0" w15:restartNumberingAfterBreak="0">
-    <w:nsid w:val="52986EEF"/>
+    <w:nsid w:val="0056097A"/>
     <w:multiLevelType w:val="hybridMultilevel"/>
     <w:tmpl w:val="934E79A6"/>
     <w:lvl w:ilvl="0" w:tplc="04090001">

--- a/Website/static/downloads/showcase/pswriteoffice/project-delivery-pack.docx
+++ b/Website/static/downloads/showcase/pswriteoffice/project-delivery-pack.docx
@@ -740,8 +740,8 @@
       </w:r>
     </w:p>
     <w:sectPr>
-      <w:headerReference w:type="default" r:id="R0bd3f6cf61e24625"/>
-      <w:footerReference w:type="default" r:id="Rd161cae0895642dd"/>
+      <w:headerReference w:type="default" r:id="Rc05cc74c65df4144"/>
+      <w:footerReference w:type="default" r:id="Rce568b0f5ca04767"/>
       <w:pgSz w:w="12240" w:h="15840" w:code="1"/>
       <w:pgMar w:top="1440" w:right="1440" w:bottom="1440" w:left="1440" w:header="720" w:footer="720" w:gutter="0"/>
     </w:sectPr>
@@ -819,7 +819,7 @@
 <file path=word/numbering.xml><?xml version="1.0" encoding="utf-8"?>
 <w:numbering xmlns:wpc="http://schemas.microsoft.com/office/word/2010/wordprocessingCanvas" xmlns:cx="http://schemas.microsoft.com/office/drawing/2014/chartex" xmlns:cx1="http://schemas.microsoft.com/office/drawing/2015/9/8/chartex" xmlns:cx2="http://schemas.microsoft.com/office/drawing/2015/10/21/chartex" xmlns:cx3="http://schemas.microsoft.com/office/drawing/2016/5/9/chartex" xmlns:cx4="http://schemas.microsoft.com/office/drawing/2016/5/10/chartex" xmlns:cx5="http://schemas.microsoft.com/office/drawing/2016/5/11/chartex" xmlns:cx6="http://schemas.microsoft.com/office/drawing/2016/5/12/chartex" xmlns:cx7="http://schemas.microsoft.com/office/drawing/2016/5/13/chartex" xmlns:cx8="http://schemas.microsoft.com/office/drawing/2016/5/14/chartex" xmlns:mc="http://schemas.openxmlformats.org/markup-compatibility/2006" xmlns:aink="http://schemas.microsoft.com/office/drawing/2016/ink" xmlns:am3d="http://schemas.microsoft.com/office/drawing/2017/model3d" xmlns:o="urn:schemas-microsoft-com:office:office" xmlns:oel="http://schemas.microsoft.com/office/2019/extlst" xmlns:r="http://schemas.openxmlformats.org/officeDocument/2006/relationships" xmlns:m="http://schemas.openxmlformats.org/officeDocument/2006/math" xmlns:v="urn:schemas-microsoft-com:vml" xmlns:wp14="http://schemas.microsoft.com/office/word/2010/wordprocessingDrawing" xmlns:wp="http://schemas.openxmlformats.org/drawingml/2006/wordprocessingDrawing" xmlns:w10="urn:schemas-microsoft-com:office:word" xmlns:w="http://schemas.openxmlformats.org/wordprocessingml/2006/main" xmlns:w14="http://schemas.microsoft.com/office/word/2010/wordml" xmlns:w15="http://schemas.microsoft.com/office/word/2012/wordml" xmlns:w16cex="http://schemas.microsoft.com/office/word/2018/wordml/cex" xmlns:w16cid="http://schemas.microsoft.com/office/word/2016/wordml/cid" xmlns:w16="http://schemas.microsoft.com/office/word/2018/wordml" xmlns:w16sdtdh="http://schemas.microsoft.com/office/word/2020/wordml/sdtdatahash" xmlns:w16se="http://schemas.microsoft.com/office/word/2015/wordml/symex" xmlns:wpg="http://schemas.microsoft.com/office/word/2010/wordprocessingGroup" xmlns:wpi="http://schemas.microsoft.com/office/word/2010/wordprocessingInk" xmlns:wne="http://schemas.microsoft.com/office/word/2006/wordml" xmlns:wps="http://schemas.microsoft.com/office/word/2010/wordprocessingShape" mc:Ignorable="w14 w15 w16se w16cid w16 w16cex w16sdtdh wp14">
   <w:abstractNum w:abstractNumId="0" w15:restartNumberingAfterBreak="0">
-    <w:nsid w:val="0056097A"/>
+    <w:nsid w:val="CEE57B8F"/>
     <w:multiLevelType w:val="hybridMultilevel"/>
     <w:tmpl w:val="934E79A6"/>
     <w:lvl w:ilvl="0" w:tplc="04090001">

--- a/Website/static/downloads/showcase/pswriteoffice/project-delivery-pack.docx
+++ b/Website/static/downloads/showcase/pswriteoffice/project-delivery-pack.docx
@@ -740,8 +740,8 @@
       </w:r>
     </w:p>
     <w:sectPr>
-      <w:headerReference w:type="default" r:id="Rc05cc74c65df4144"/>
-      <w:footerReference w:type="default" r:id="Rce568b0f5ca04767"/>
+      <w:headerReference w:type="default" r:id="R02d3a163c3224a2d"/>
+      <w:footerReference w:type="default" r:id="R65ada1df8f914ec0"/>
       <w:pgSz w:w="12240" w:h="15840" w:code="1"/>
       <w:pgMar w:top="1440" w:right="1440" w:bottom="1440" w:left="1440" w:header="720" w:footer="720" w:gutter="0"/>
     </w:sectPr>
@@ -819,7 +819,7 @@
 <file path=word/numbering.xml><?xml version="1.0" encoding="utf-8"?>
 <w:numbering xmlns:wpc="http://schemas.microsoft.com/office/word/2010/wordprocessingCanvas" xmlns:cx="http://schemas.microsoft.com/office/drawing/2014/chartex" xmlns:cx1="http://schemas.microsoft.com/office/drawing/2015/9/8/chartex" xmlns:cx2="http://schemas.microsoft.com/office/drawing/2015/10/21/chartex" xmlns:cx3="http://schemas.microsoft.com/office/drawing/2016/5/9/chartex" xmlns:cx4="http://schemas.microsoft.com/office/drawing/2016/5/10/chartex" xmlns:cx5="http://schemas.microsoft.com/office/drawing/2016/5/11/chartex" xmlns:cx6="http://schemas.microsoft.com/office/drawing/2016/5/12/chartex" xmlns:cx7="http://schemas.microsoft.com/office/drawing/2016/5/13/chartex" xmlns:cx8="http://schemas.microsoft.com/office/drawing/2016/5/14/chartex" xmlns:mc="http://schemas.openxmlformats.org/markup-compatibility/2006" xmlns:aink="http://schemas.microsoft.com/office/drawing/2016/ink" xmlns:am3d="http://schemas.microsoft.com/office/drawing/2017/model3d" xmlns:o="urn:schemas-microsoft-com:office:office" xmlns:oel="http://schemas.microsoft.com/office/2019/extlst" xmlns:r="http://schemas.openxmlformats.org/officeDocument/2006/relationships" xmlns:m="http://schemas.openxmlformats.org/officeDocument/2006/math" xmlns:v="urn:schemas-microsoft-com:vml" xmlns:wp14="http://schemas.microsoft.com/office/word/2010/wordprocessingDrawing" xmlns:wp="http://schemas.openxmlformats.org/drawingml/2006/wordprocessingDrawing" xmlns:w10="urn:schemas-microsoft-com:office:word" xmlns:w="http://schemas.openxmlformats.org/wordprocessingml/2006/main" xmlns:w14="http://schemas.microsoft.com/office/word/2010/wordml" xmlns:w15="http://schemas.microsoft.com/office/word/2012/wordml" xmlns:w16cex="http://schemas.microsoft.com/office/word/2018/wordml/cex" xmlns:w16cid="http://schemas.microsoft.com/office/word/2016/wordml/cid" xmlns:w16="http://schemas.microsoft.com/office/word/2018/wordml" xmlns:w16sdtdh="http://schemas.microsoft.com/office/word/2020/wordml/sdtdatahash" xmlns:w16se="http://schemas.microsoft.com/office/word/2015/wordml/symex" xmlns:wpg="http://schemas.microsoft.com/office/word/2010/wordprocessingGroup" xmlns:wpi="http://schemas.microsoft.com/office/word/2010/wordprocessingInk" xmlns:wne="http://schemas.microsoft.com/office/word/2006/wordml" xmlns:wps="http://schemas.microsoft.com/office/word/2010/wordprocessingShape" mc:Ignorable="w14 w15 w16se w16cid w16 w16cex w16sdtdh wp14">
   <w:abstractNum w:abstractNumId="0" w15:restartNumberingAfterBreak="0">
-    <w:nsid w:val="CEE57B8F"/>
+    <w:nsid w:val="DDA032AD"/>
     <w:multiLevelType w:val="hybridMultilevel"/>
     <w:tmpl w:val="934E79A6"/>
     <w:lvl w:ilvl="0" w:tplc="04090001">

--- a/Website/static/downloads/showcase/pswriteoffice/project-delivery-pack.docx
+++ b/Website/static/downloads/showcase/pswriteoffice/project-delivery-pack.docx
@@ -740,8 +740,8 @@
       </w:r>
     </w:p>
     <w:sectPr>
-      <w:headerReference w:type="default" r:id="R02d3a163c3224a2d"/>
-      <w:footerReference w:type="default" r:id="R65ada1df8f914ec0"/>
+      <w:headerReference w:type="default" r:id="Re1454458e50d4012"/>
+      <w:footerReference w:type="default" r:id="Rac01be17953043f8"/>
       <w:pgSz w:w="12240" w:h="15840" w:code="1"/>
       <w:pgMar w:top="1440" w:right="1440" w:bottom="1440" w:left="1440" w:header="720" w:footer="720" w:gutter="0"/>
     </w:sectPr>
@@ -819,7 +819,7 @@
 <file path=word/numbering.xml><?xml version="1.0" encoding="utf-8"?>
 <w:numbering xmlns:wpc="http://schemas.microsoft.com/office/word/2010/wordprocessingCanvas" xmlns:cx="http://schemas.microsoft.com/office/drawing/2014/chartex" xmlns:cx1="http://schemas.microsoft.com/office/drawing/2015/9/8/chartex" xmlns:cx2="http://schemas.microsoft.com/office/drawing/2015/10/21/chartex" xmlns:cx3="http://schemas.microsoft.com/office/drawing/2016/5/9/chartex" xmlns:cx4="http://schemas.microsoft.com/office/drawing/2016/5/10/chartex" xmlns:cx5="http://schemas.microsoft.com/office/drawing/2016/5/11/chartex" xmlns:cx6="http://schemas.microsoft.com/office/drawing/2016/5/12/chartex" xmlns:cx7="http://schemas.microsoft.com/office/drawing/2016/5/13/chartex" xmlns:cx8="http://schemas.microsoft.com/office/drawing/2016/5/14/chartex" xmlns:mc="http://schemas.openxmlformats.org/markup-compatibility/2006" xmlns:aink="http://schemas.microsoft.com/office/drawing/2016/ink" xmlns:am3d="http://schemas.microsoft.com/office/drawing/2017/model3d" xmlns:o="urn:schemas-microsoft-com:office:office" xmlns:oel="http://schemas.microsoft.com/office/2019/extlst" xmlns:r="http://schemas.openxmlformats.org/officeDocument/2006/relationships" xmlns:m="http://schemas.openxmlformats.org/officeDocument/2006/math" xmlns:v="urn:schemas-microsoft-com:vml" xmlns:wp14="http://schemas.microsoft.com/office/word/2010/wordprocessingDrawing" xmlns:wp="http://schemas.openxmlformats.org/drawingml/2006/wordprocessingDrawing" xmlns:w10="urn:schemas-microsoft-com:office:word" xmlns:w="http://schemas.openxmlformats.org/wordprocessingml/2006/main" xmlns:w14="http://schemas.microsoft.com/office/word/2010/wordml" xmlns:w15="http://schemas.microsoft.com/office/word/2012/wordml" xmlns:w16cex="http://schemas.microsoft.com/office/word/2018/wordml/cex" xmlns:w16cid="http://schemas.microsoft.com/office/word/2016/wordml/cid" xmlns:w16="http://schemas.microsoft.com/office/word/2018/wordml" xmlns:w16sdtdh="http://schemas.microsoft.com/office/word/2020/wordml/sdtdatahash" xmlns:w16se="http://schemas.microsoft.com/office/word/2015/wordml/symex" xmlns:wpg="http://schemas.microsoft.com/office/word/2010/wordprocessingGroup" xmlns:wpi="http://schemas.microsoft.com/office/word/2010/wordprocessingInk" xmlns:wne="http://schemas.microsoft.com/office/word/2006/wordml" xmlns:wps="http://schemas.microsoft.com/office/word/2010/wordprocessingShape" mc:Ignorable="w14 w15 w16se w16cid w16 w16cex w16sdtdh wp14">
   <w:abstractNum w:abstractNumId="0" w15:restartNumberingAfterBreak="0">
-    <w:nsid w:val="DDA032AD"/>
+    <w:nsid w:val="0C0208C3"/>
     <w:multiLevelType w:val="hybridMultilevel"/>
     <w:tmpl w:val="934E79A6"/>
     <w:lvl w:ilvl="0" w:tplc="04090001">

--- a/Website/static/downloads/showcase/pswriteoffice/project-delivery-pack.docx
+++ b/Website/static/downloads/showcase/pswriteoffice/project-delivery-pack.docx
@@ -740,8 +740,8 @@
       </w:r>
     </w:p>
     <w:sectPr>
-      <w:headerReference w:type="default" r:id="Re1454458e50d4012"/>
-      <w:footerReference w:type="default" r:id="Rac01be17953043f8"/>
+      <w:headerReference w:type="default" r:id="Rfa8ca7918ef34bc0"/>
+      <w:footerReference w:type="default" r:id="R319f90366efa4de4"/>
       <w:pgSz w:w="12240" w:h="15840" w:code="1"/>
       <w:pgMar w:top="1440" w:right="1440" w:bottom="1440" w:left="1440" w:header="720" w:footer="720" w:gutter="0"/>
     </w:sectPr>
@@ -819,7 +819,7 @@
 <file path=word/numbering.xml><?xml version="1.0" encoding="utf-8"?>
 <w:numbering xmlns:wpc="http://schemas.microsoft.com/office/word/2010/wordprocessingCanvas" xmlns:cx="http://schemas.microsoft.com/office/drawing/2014/chartex" xmlns:cx1="http://schemas.microsoft.com/office/drawing/2015/9/8/chartex" xmlns:cx2="http://schemas.microsoft.com/office/drawing/2015/10/21/chartex" xmlns:cx3="http://schemas.microsoft.com/office/drawing/2016/5/9/chartex" xmlns:cx4="http://schemas.microsoft.com/office/drawing/2016/5/10/chartex" xmlns:cx5="http://schemas.microsoft.com/office/drawing/2016/5/11/chartex" xmlns:cx6="http://schemas.microsoft.com/office/drawing/2016/5/12/chartex" xmlns:cx7="http://schemas.microsoft.com/office/drawing/2016/5/13/chartex" xmlns:cx8="http://schemas.microsoft.com/office/drawing/2016/5/14/chartex" xmlns:mc="http://schemas.openxmlformats.org/markup-compatibility/2006" xmlns:aink="http://schemas.microsoft.com/office/drawing/2016/ink" xmlns:am3d="http://schemas.microsoft.com/office/drawing/2017/model3d" xmlns:o="urn:schemas-microsoft-com:office:office" xmlns:oel="http://schemas.microsoft.com/office/2019/extlst" xmlns:r="http://schemas.openxmlformats.org/officeDocument/2006/relationships" xmlns:m="http://schemas.openxmlformats.org/officeDocument/2006/math" xmlns:v="urn:schemas-microsoft-com:vml" xmlns:wp14="http://schemas.microsoft.com/office/word/2010/wordprocessingDrawing" xmlns:wp="http://schemas.openxmlformats.org/drawingml/2006/wordprocessingDrawing" xmlns:w10="urn:schemas-microsoft-com:office:word" xmlns:w="http://schemas.openxmlformats.org/wordprocessingml/2006/main" xmlns:w14="http://schemas.microsoft.com/office/word/2010/wordml" xmlns:w15="http://schemas.microsoft.com/office/word/2012/wordml" xmlns:w16cex="http://schemas.microsoft.com/office/word/2018/wordml/cex" xmlns:w16cid="http://schemas.microsoft.com/office/word/2016/wordml/cid" xmlns:w16="http://schemas.microsoft.com/office/word/2018/wordml" xmlns:w16sdtdh="http://schemas.microsoft.com/office/word/2020/wordml/sdtdatahash" xmlns:w16se="http://schemas.microsoft.com/office/word/2015/wordml/symex" xmlns:wpg="http://schemas.microsoft.com/office/word/2010/wordprocessingGroup" xmlns:wpi="http://schemas.microsoft.com/office/word/2010/wordprocessingInk" xmlns:wne="http://schemas.microsoft.com/office/word/2006/wordml" xmlns:wps="http://schemas.microsoft.com/office/word/2010/wordprocessingShape" mc:Ignorable="w14 w15 w16se w16cid w16 w16cex w16sdtdh wp14">
   <w:abstractNum w:abstractNumId="0" w15:restartNumberingAfterBreak="0">
-    <w:nsid w:val="0C0208C3"/>
+    <w:nsid w:val="9AADA9B4"/>
     <w:multiLevelType w:val="hybridMultilevel"/>
     <w:tmpl w:val="934E79A6"/>
     <w:lvl w:ilvl="0" w:tplc="04090001">
@@ -933,33 +933,6 @@
   </w:abstractNum>
   <w:num w:numId="1">
     <w:abstractNumId w:val="0"/>
-    <w:lvlOverride w:ilvl="0">
-      <w:startOverride w:val="1"/>
-    </w:lvlOverride>
-    <w:lvlOverride w:ilvl="1">
-      <w:startOverride w:val="1"/>
-    </w:lvlOverride>
-    <w:lvlOverride w:ilvl="2">
-      <w:startOverride w:val="1"/>
-    </w:lvlOverride>
-    <w:lvlOverride w:ilvl="3">
-      <w:startOverride w:val="1"/>
-    </w:lvlOverride>
-    <w:lvlOverride w:ilvl="4">
-      <w:startOverride w:val="1"/>
-    </w:lvlOverride>
-    <w:lvlOverride w:ilvl="5">
-      <w:startOverride w:val="1"/>
-    </w:lvlOverride>
-    <w:lvlOverride w:ilvl="6">
-      <w:startOverride w:val="1"/>
-    </w:lvlOverride>
-    <w:lvlOverride w:ilvl="7">
-      <w:startOverride w:val="1"/>
-    </w:lvlOverride>
-    <w:lvlOverride w:ilvl="8">
-      <w:startOverride w:val="1"/>
-    </w:lvlOverride>
   </w:num>
 </w:numbering>
 </file>

--- a/Website/static/downloads/showcase/pswriteoffice/project-delivery-pack.docx
+++ b/Website/static/downloads/showcase/pswriteoffice/project-delivery-pack.docx
@@ -740,8 +740,8 @@
       </w:r>
     </w:p>
     <w:sectPr>
-      <w:headerReference w:type="default" r:id="Rfa8ca7918ef34bc0"/>
-      <w:footerReference w:type="default" r:id="R319f90366efa4de4"/>
+      <w:headerReference w:type="default" r:id="Rc98e9eb153234867"/>
+      <w:footerReference w:type="default" r:id="R80e63549ea664268"/>
       <w:pgSz w:w="12240" w:h="15840" w:code="1"/>
       <w:pgMar w:top="1440" w:right="1440" w:bottom="1440" w:left="1440" w:header="720" w:footer="720" w:gutter="0"/>
     </w:sectPr>
@@ -757,6 +757,7 @@
 <w:ftr xmlns:w="http://schemas.openxmlformats.org/wordprocessingml/2006/main">
   <w:p>
     <w:pPr/>
+    <w:r/>
     <w:fldSimple w:instr=" PAGE  \* MERGEFORMAT " w:dirty="true">
       <w:r>
         <w:rPr>
@@ -766,6 +767,7 @@
       </w:r>
     </w:fldSimple>
     <w:r>
+      <w:rPr/>
       <w:t xml:space="preserve"> of </w:t>
     </w:r>
     <w:fldSimple w:instr=" NUMPAGES  \* MERGEFORMAT " w:dirty="true">
@@ -819,7 +821,7 @@
 <file path=word/numbering.xml><?xml version="1.0" encoding="utf-8"?>
 <w:numbering xmlns:wpc="http://schemas.microsoft.com/office/word/2010/wordprocessingCanvas" xmlns:cx="http://schemas.microsoft.com/office/drawing/2014/chartex" xmlns:cx1="http://schemas.microsoft.com/office/drawing/2015/9/8/chartex" xmlns:cx2="http://schemas.microsoft.com/office/drawing/2015/10/21/chartex" xmlns:cx3="http://schemas.microsoft.com/office/drawing/2016/5/9/chartex" xmlns:cx4="http://schemas.microsoft.com/office/drawing/2016/5/10/chartex" xmlns:cx5="http://schemas.microsoft.com/office/drawing/2016/5/11/chartex" xmlns:cx6="http://schemas.microsoft.com/office/drawing/2016/5/12/chartex" xmlns:cx7="http://schemas.microsoft.com/office/drawing/2016/5/13/chartex" xmlns:cx8="http://schemas.microsoft.com/office/drawing/2016/5/14/chartex" xmlns:mc="http://schemas.openxmlformats.org/markup-compatibility/2006" xmlns:aink="http://schemas.microsoft.com/office/drawing/2016/ink" xmlns:am3d="http://schemas.microsoft.com/office/drawing/2017/model3d" xmlns:o="urn:schemas-microsoft-com:office:office" xmlns:oel="http://schemas.microsoft.com/office/2019/extlst" xmlns:r="http://schemas.openxmlformats.org/officeDocument/2006/relationships" xmlns:m="http://schemas.openxmlformats.org/officeDocument/2006/math" xmlns:v="urn:schemas-microsoft-com:vml" xmlns:wp14="http://schemas.microsoft.com/office/word/2010/wordprocessingDrawing" xmlns:wp="http://schemas.openxmlformats.org/drawingml/2006/wordprocessingDrawing" xmlns:w10="urn:schemas-microsoft-com:office:word" xmlns:w="http://schemas.openxmlformats.org/wordprocessingml/2006/main" xmlns:w14="http://schemas.microsoft.com/office/word/2010/wordml" xmlns:w15="http://schemas.microsoft.com/office/word/2012/wordml" xmlns:w16cex="http://schemas.microsoft.com/office/word/2018/wordml/cex" xmlns:w16cid="http://schemas.microsoft.com/office/word/2016/wordml/cid" xmlns:w16="http://schemas.microsoft.com/office/word/2018/wordml" xmlns:w16sdtdh="http://schemas.microsoft.com/office/word/2020/wordml/sdtdatahash" xmlns:w16se="http://schemas.microsoft.com/office/word/2015/wordml/symex" xmlns:wpg="http://schemas.microsoft.com/office/word/2010/wordprocessingGroup" xmlns:wpi="http://schemas.microsoft.com/office/word/2010/wordprocessingInk" xmlns:wne="http://schemas.microsoft.com/office/word/2006/wordml" xmlns:wps="http://schemas.microsoft.com/office/word/2010/wordprocessingShape" mc:Ignorable="w14 w15 w16se w16cid w16 w16cex w16sdtdh wp14">
   <w:abstractNum w:abstractNumId="0" w15:restartNumberingAfterBreak="0">
-    <w:nsid w:val="9AADA9B4"/>
+    <w:nsid w:val="76235AA5"/>
     <w:multiLevelType w:val="hybridMultilevel"/>
     <w:tmpl w:val="934E79A6"/>
     <w:lvl w:ilvl="0" w:tplc="04090001">

--- a/Website/static/downloads/showcase/pswriteoffice/project-delivery-pack.docx
+++ b/Website/static/downloads/showcase/pswriteoffice/project-delivery-pack.docx
@@ -9,8 +9,8 @@
       </w:pPr>
       <w:r>
         <w:rPr>
-          <w:b/>
-          <w:bCs/>
+          <w:b w:val="true"/>
+          <w:bCs w:val="true"/>
           <w:color w:val="17365D"/>
           <w:sz w:val="50"/>
         </w:rPr>
@@ -94,7 +94,7 @@
       <w:tr>
         <w:trPr>
           <w:cantSplit/>
-          <w:tblHeader/>
+          <w:tblHeader w:val="on"/>
         </w:trPr>
         <w:tc>
           <w:tcPr>
@@ -740,8 +740,8 @@
       </w:r>
     </w:p>
     <w:sectPr>
-      <w:headerReference w:type="default" r:id="Rc98e9eb153234867"/>
-      <w:footerReference w:type="default" r:id="R80e63549ea664268"/>
+      <w:headerReference w:type="default" r:id="R4f35c6057a424a21"/>
+      <w:footerReference w:type="default" r:id="Rb2bd77ff81ba4594"/>
       <w:pgSz w:w="12240" w:h="15840" w:code="1"/>
       <w:pgMar w:top="1440" w:right="1440" w:bottom="1440" w:left="1440" w:header="720" w:footer="720" w:gutter="0"/>
     </w:sectPr>
@@ -821,7 +821,7 @@
 <file path=word/numbering.xml><?xml version="1.0" encoding="utf-8"?>
 <w:numbering xmlns:wpc="http://schemas.microsoft.com/office/word/2010/wordprocessingCanvas" xmlns:cx="http://schemas.microsoft.com/office/drawing/2014/chartex" xmlns:cx1="http://schemas.microsoft.com/office/drawing/2015/9/8/chartex" xmlns:cx2="http://schemas.microsoft.com/office/drawing/2015/10/21/chartex" xmlns:cx3="http://schemas.microsoft.com/office/drawing/2016/5/9/chartex" xmlns:cx4="http://schemas.microsoft.com/office/drawing/2016/5/10/chartex" xmlns:cx5="http://schemas.microsoft.com/office/drawing/2016/5/11/chartex" xmlns:cx6="http://schemas.microsoft.com/office/drawing/2016/5/12/chartex" xmlns:cx7="http://schemas.microsoft.com/office/drawing/2016/5/13/chartex" xmlns:cx8="http://schemas.microsoft.com/office/drawing/2016/5/14/chartex" xmlns:mc="http://schemas.openxmlformats.org/markup-compatibility/2006" xmlns:aink="http://schemas.microsoft.com/office/drawing/2016/ink" xmlns:am3d="http://schemas.microsoft.com/office/drawing/2017/model3d" xmlns:o="urn:schemas-microsoft-com:office:office" xmlns:oel="http://schemas.microsoft.com/office/2019/extlst" xmlns:r="http://schemas.openxmlformats.org/officeDocument/2006/relationships" xmlns:m="http://schemas.openxmlformats.org/officeDocument/2006/math" xmlns:v="urn:schemas-microsoft-com:vml" xmlns:wp14="http://schemas.microsoft.com/office/word/2010/wordprocessingDrawing" xmlns:wp="http://schemas.openxmlformats.org/drawingml/2006/wordprocessingDrawing" xmlns:w10="urn:schemas-microsoft-com:office:word" xmlns:w="http://schemas.openxmlformats.org/wordprocessingml/2006/main" xmlns:w14="http://schemas.microsoft.com/office/word/2010/wordml" xmlns:w15="http://schemas.microsoft.com/office/word/2012/wordml" xmlns:w16cex="http://schemas.microsoft.com/office/word/2018/wordml/cex" xmlns:w16cid="http://schemas.microsoft.com/office/word/2016/wordml/cid" xmlns:w16="http://schemas.microsoft.com/office/word/2018/wordml" xmlns:w16sdtdh="http://schemas.microsoft.com/office/word/2020/wordml/sdtdatahash" xmlns:w16se="http://schemas.microsoft.com/office/word/2015/wordml/symex" xmlns:wpg="http://schemas.microsoft.com/office/word/2010/wordprocessingGroup" xmlns:wpi="http://schemas.microsoft.com/office/word/2010/wordprocessingInk" xmlns:wne="http://schemas.microsoft.com/office/word/2006/wordml" xmlns:wps="http://schemas.microsoft.com/office/word/2010/wordprocessingShape" mc:Ignorable="w14 w15 w16se w16cid w16 w16cex w16sdtdh wp14">
   <w:abstractNum w:abstractNumId="0" w15:restartNumberingAfterBreak="0">
-    <w:nsid w:val="76235AA5"/>
+    <w:nsid w:val="372AEE05"/>
     <w:multiLevelType w:val="hybridMultilevel"/>
     <w:tmpl w:val="934E79A6"/>
     <w:lvl w:ilvl="0" w:tplc="04090001">
@@ -944,7 +944,8 @@
   <w:docDefaults>
     <w:rPrDefault>
       <w:rPr>
-        <w:rFonts w:asciiTheme="minorHAnsi" w:hAnsiTheme="minorHAnsi" w:eastAsiaTheme="minorHAnsi" w:cstheme="minorBidi"/>
+        <w:rFonts w:ascii="Aptos" w:hAnsi="Aptos" w:eastAsia="Aptos" w:cs="Aptos"/>
+        <w:color w:val="1B2433"/>
         <w:sz w:val="22"/>
         <w:szCs w:val="22"/>
         <w:lang w:val="en-US" w:eastAsia="en-US" w:bidi="ar-SA"/>
@@ -10877,18 +10878,19 @@
     <w:link w:val="Heading1Char"/>
     <w:uiPriority w:val="9"/>
     <w:qFormat/>
-    <w:rsid w:val="00973C6F"/>
     <w:pPr>
       <w:keepNext/>
       <w:keepLines/>
-      <w:spacing w:before="240" w:after="0"/>
+      <w:spacing w:before="360" w:after="120"/>
       <w:outlineLvl w:val="0"/>
     </w:pPr>
     <w:rPr>
-      <w:rFonts w:asciiTheme="majorHAnsi" w:hAnsiTheme="majorHAnsi" w:eastAsiaTheme="majorEastAsia" w:cstheme="majorBidi"/>
-      <w:color w:val="2F5496" w:themeColor="accent1" w:themeShade="BF"/>
-      <w:sz w:val="32"/>
-      <w:szCs w:val="32"/>
+      <w:rFonts w:asciiTheme="minorHAnsi" w:hAnsiTheme="minorHAnsi" w:eastAsiaTheme="minorEastAsia" w:cstheme="minorBidi"/>
+      <w:b/>
+      <w:bCs/>
+      <w:color w:val="1B2433"/>
+      <w:sz w:val="40"/>
+      <w:szCs w:val="40"/>
     </w:rPr>
   </w:style>
   <w:style w:type="paragraph" w:styleId="Heading2">
@@ -10898,19 +10900,19 @@
     <w:link w:val="Heading2Char"/>
     <w:uiPriority w:val="9"/>
     <w:unhideWhenUsed/>
-    <w:qFormat/>
-    <w:rsid w:val="00973C6F"/>
     <w:pPr>
       <w:keepNext/>
       <w:keepLines/>
-      <w:spacing w:before="40" w:after="0"/>
+      <w:spacing w:before="280" w:after="80"/>
       <w:outlineLvl w:val="1"/>
     </w:pPr>
     <w:rPr>
-      <w:rFonts w:asciiTheme="majorHAnsi" w:hAnsiTheme="majorHAnsi" w:eastAsiaTheme="majorEastAsia" w:cstheme="majorBidi"/>
-      <w:color w:val="2F5496" w:themeColor="accent1" w:themeShade="BF"/>
-      <w:sz w:val="26"/>
-      <w:szCs w:val="26"/>
+      <w:rFonts w:asciiTheme="minorHAnsi" w:hAnsiTheme="minorHAnsi" w:eastAsiaTheme="minorEastAsia" w:cstheme="minorBidi"/>
+      <w:b/>
+      <w:bCs/>
+      <w:color w:val="1B2433"/>
+      <w:sz w:val="30"/>
+      <w:szCs w:val="30"/>
     </w:rPr>
   </w:style>
   <w:style w:type="paragraph" w:styleId="Heading3">
@@ -10919,21 +10921,20 @@
     <w:next w:val="Normal"/>
     <w:link w:val="Heading3Char"/>
     <w:uiPriority w:val="9"/>
-    <w:semiHidden/>
     <w:unhideWhenUsed/>
-    <w:qFormat/>
-    <w:rsid w:val="00700ED2"/>
     <w:pPr>
       <w:keepNext/>
       <w:keepLines/>
-      <w:spacing w:before="40" w:after="0"/>
+      <w:spacing w:before="240" w:after="60"/>
       <w:outlineLvl w:val="2"/>
     </w:pPr>
     <w:rPr>
-      <w:rFonts w:asciiTheme="majorHAnsi" w:hAnsiTheme="majorHAnsi" w:eastAsiaTheme="majorEastAsia" w:cstheme="majorBidi"/>
-      <w:color w:val="1F3763" w:themeColor="accent1" w:themeShade="7F"/>
-      <w:sz w:val="24"/>
-      <w:szCs w:val="24"/>
+      <w:rFonts w:asciiTheme="minorHAnsi" w:hAnsiTheme="minorHAnsi" w:eastAsiaTheme="minorEastAsia" w:cstheme="minorBidi"/>
+      <w:b/>
+      <w:bCs/>
+      <w:color w:val="1B2433"/>
+      <w:sz w:val="25"/>
+      <w:szCs w:val="25"/>
     </w:rPr>
   </w:style>
   <w:style w:type="paragraph" w:styleId="Heading4">
@@ -10942,21 +10943,20 @@
     <w:next w:val="Normal"/>
     <w:link w:val="Heading4Char"/>
     <w:uiPriority w:val="9"/>
-    <w:semiHidden/>
     <w:unhideWhenUsed/>
-    <w:qFormat/>
-    <w:rsid w:val="00700ED2"/>
     <w:pPr>
       <w:keepNext/>
       <w:keepLines/>
-      <w:spacing w:before="40" w:after="0"/>
+      <w:spacing w:before="240" w:after="60"/>
       <w:outlineLvl w:val="3"/>
     </w:pPr>
     <w:rPr>
-      <w:rFonts w:asciiTheme="majorHAnsi" w:hAnsiTheme="majorHAnsi" w:eastAsiaTheme="majorEastAsia" w:cstheme="majorBidi"/>
-      <w:i/>
-      <w:iCs/>
-      <w:color w:val="2F5496" w:themeColor="accent1" w:themeShade="BF"/>
+      <w:rFonts w:asciiTheme="minorHAnsi" w:hAnsiTheme="minorHAnsi" w:eastAsiaTheme="minorEastAsia" w:cstheme="minorBidi"/>
+      <w:b/>
+      <w:bCs/>
+      <w:color w:val="1B2433"/>
+      <w:sz w:val="22"/>
+      <w:szCs w:val="22"/>
     </w:rPr>
   </w:style>
   <w:style w:type="paragraph" w:styleId="Heading5">
@@ -10965,19 +10965,20 @@
     <w:next w:val="Normal"/>
     <w:link w:val="Heading5Char"/>
     <w:uiPriority w:val="9"/>
-    <w:semiHidden/>
     <w:unhideWhenUsed/>
-    <w:qFormat/>
-    <w:rsid w:val="00700ED2"/>
     <w:pPr>
       <w:keepNext/>
       <w:keepLines/>
-      <w:spacing w:before="40" w:after="0"/>
+      <w:spacing w:before="240" w:after="60"/>
       <w:outlineLvl w:val="4"/>
     </w:pPr>
     <w:rPr>
-      <w:rFonts w:asciiTheme="majorHAnsi" w:hAnsiTheme="majorHAnsi" w:eastAsiaTheme="majorEastAsia" w:cstheme="majorBidi"/>
-      <w:color w:val="2F5496" w:themeColor="accent1" w:themeShade="BF"/>
+      <w:rFonts w:asciiTheme="minorHAnsi" w:hAnsiTheme="minorHAnsi" w:eastAsiaTheme="minorEastAsia" w:cstheme="minorBidi"/>
+      <w:b/>
+      <w:bCs/>
+      <w:color w:val="1B2433"/>
+      <w:sz w:val="22"/>
+      <w:szCs w:val="22"/>
     </w:rPr>
   </w:style>
   <w:style w:type="paragraph" w:styleId="Heading6">
@@ -10986,19 +10987,20 @@
     <w:next w:val="Normal"/>
     <w:link w:val="Heading6Char"/>
     <w:uiPriority w:val="9"/>
-    <w:semiHidden/>
     <w:unhideWhenUsed/>
-    <w:qFormat/>
-    <w:rsid w:val="00700ED2"/>
     <w:pPr>
       <w:keepNext/>
       <w:keepLines/>
-      <w:spacing w:before="40" w:after="0"/>
+      <w:spacing w:before="240" w:after="60"/>
       <w:outlineLvl w:val="5"/>
     </w:pPr>
     <w:rPr>
-      <w:rFonts w:asciiTheme="majorHAnsi" w:hAnsiTheme="majorHAnsi" w:eastAsiaTheme="majorEastAsia" w:cstheme="majorBidi"/>
-      <w:color w:val="1F3763" w:themeColor="accent1" w:themeShade="7F"/>
+      <w:rFonts w:asciiTheme="minorHAnsi" w:hAnsiTheme="minorHAnsi" w:eastAsiaTheme="minorEastAsia" w:cstheme="minorBidi"/>
+      <w:b/>
+      <w:bCs/>
+      <w:color w:val="1B2433"/>
+      <w:sz w:val="20"/>
+      <w:szCs w:val="20"/>
     </w:rPr>
   </w:style>
   <w:style w:type="paragraph" w:styleId="Heading7">
@@ -11083,6 +11085,43 @@
       <w:contextualSpacing/>
     </w:pPr>
   </w:style>
+  <w:style w:type="paragraph" w:styleId="Title">
+    <w:name w:val="Title"/>
+    <w:basedOn w:val="Normal"/>
+    <w:next w:val="Normal"/>
+    <w:uiPriority w:val="10"/>
+    <w:qFormat/>
+    <w:pPr>
+      <w:keepNext/>
+      <w:spacing w:before="0" w:after="120" w:line="240" w:lineRule="auto"/>
+      <w:contextualSpacing/>
+    </w:pPr>
+    <w:rPr>
+      <w:rFonts w:asciiTheme="minorHAnsi" w:hAnsiTheme="minorHAnsi" w:eastAsiaTheme="minorEastAsia" w:cstheme="minorBidi"/>
+      <w:b/>
+      <w:bCs/>
+      <w:color w:val="1B2433"/>
+      <w:kern w:val="28"/>
+      <w:sz w:val="56"/>
+      <w:szCs w:val="56"/>
+    </w:rPr>
+  </w:style>
+  <w:style w:type="paragraph" w:styleId="Subtitle">
+    <w:name w:val="Subtitle"/>
+    <w:basedOn w:val="Normal"/>
+    <w:next w:val="Normal"/>
+    <w:uiPriority w:val="11"/>
+    <w:qFormat/>
+    <w:pPr>
+      <w:keepNext/>
+      <w:spacing w:before="0" w:after="240"/>
+    </w:pPr>
+    <w:rPr>
+      <w:color w:val="3F64D7"/>
+      <w:sz w:val="25"/>
+      <w:szCs w:val="25"/>
+    </w:rPr>
+  </w:style>
   <w:style w:type="character" w:styleId="DefaultParagraphFont" w:default="true">
     <w:name w:val="Default Paragraph Font"/>
     <w:uiPriority w:val="1"/>
@@ -11094,12 +11133,15 @@
     <w:basedOn w:val="DefaultParagraphFont"/>
     <w:link w:val="Heading1"/>
     <w:uiPriority w:val="9"/>
-    <w:rsid w:val="00700ED2"/>
+    <w:semiHidden/>
+    <w:unhideWhenUsed/>
     <w:rPr>
-      <w:rFonts w:asciiTheme="majorHAnsi" w:hAnsiTheme="majorHAnsi" w:eastAsiaTheme="majorEastAsia" w:cstheme="majorBidi"/>
-      <w:color w:val="2F5496" w:themeColor="accent1" w:themeShade="BF"/>
-      <w:sz w:val="32"/>
-      <w:szCs w:val="32"/>
+      <w:rFonts w:asciiTheme="minorHAnsi" w:hAnsiTheme="minorHAnsi" w:eastAsiaTheme="minorEastAsia" w:cstheme="minorBidi"/>
+      <w:b/>
+      <w:bCs/>
+      <w:color w:val="1B2433"/>
+      <w:sz w:val="40"/>
+      <w:szCs w:val="40"/>
     </w:rPr>
   </w:style>
   <w:style w:type="character" w:styleId="Heading2Char" w:customStyle="true">
@@ -11108,12 +11150,14 @@
     <w:link w:val="Heading2"/>
     <w:uiPriority w:val="9"/>
     <w:semiHidden/>
-    <w:rsid w:val="00700ED2"/>
+    <w:unhideWhenUsed/>
     <w:rPr>
-      <w:rFonts w:asciiTheme="majorHAnsi" w:hAnsiTheme="majorHAnsi" w:eastAsiaTheme="majorEastAsia" w:cstheme="majorBidi"/>
-      <w:color w:val="2F5496" w:themeColor="accent1" w:themeShade="BF"/>
-      <w:sz w:val="26"/>
-      <w:szCs w:val="26"/>
+      <w:rFonts w:asciiTheme="minorHAnsi" w:hAnsiTheme="minorHAnsi" w:eastAsiaTheme="minorEastAsia" w:cstheme="minorBidi"/>
+      <w:b/>
+      <w:bCs/>
+      <w:color w:val="1B2433"/>
+      <w:sz w:val="30"/>
+      <w:szCs w:val="30"/>
     </w:rPr>
   </w:style>
   <w:style w:type="character" w:styleId="Heading3Char" w:customStyle="true">
@@ -11122,12 +11166,14 @@
     <w:link w:val="Heading3"/>
     <w:uiPriority w:val="9"/>
     <w:semiHidden/>
-    <w:rsid w:val="00700ED2"/>
+    <w:unhideWhenUsed/>
     <w:rPr>
-      <w:rFonts w:asciiTheme="majorHAnsi" w:hAnsiTheme="majorHAnsi" w:eastAsiaTheme="majorEastAsia" w:cstheme="majorBidi"/>
-      <w:color w:val="1F3763" w:themeColor="accent1" w:themeShade="7F"/>
-      <w:sz w:val="24"/>
-      <w:szCs w:val="24"/>
+      <w:rFonts w:asciiTheme="minorHAnsi" w:hAnsiTheme="minorHAnsi" w:eastAsiaTheme="minorEastAsia" w:cstheme="minorBidi"/>
+      <w:b/>
+      <w:bCs/>
+      <w:color w:val="1B2433"/>
+      <w:sz w:val="25"/>
+      <w:szCs w:val="25"/>
     </w:rPr>
   </w:style>
   <w:style w:type="character" w:styleId="Heading4Char" w:customStyle="true">
@@ -11136,12 +11182,14 @@
     <w:link w:val="Heading4"/>
     <w:uiPriority w:val="9"/>
     <w:semiHidden/>
-    <w:rsid w:val="00700ED2"/>
+    <w:unhideWhenUsed/>
     <w:rPr>
-      <w:rFonts w:asciiTheme="majorHAnsi" w:hAnsiTheme="majorHAnsi" w:eastAsiaTheme="majorEastAsia" w:cstheme="majorBidi"/>
-      <w:i/>
-      <w:iCs/>
-      <w:color w:val="2F5496" w:themeColor="accent1" w:themeShade="BF"/>
+      <w:rFonts w:asciiTheme="minorHAnsi" w:hAnsiTheme="minorHAnsi" w:eastAsiaTheme="minorEastAsia" w:cstheme="minorBidi"/>
+      <w:b/>
+      <w:bCs/>
+      <w:color w:val="1B2433"/>
+      <w:sz w:val="22"/>
+      <w:szCs w:val="22"/>
     </w:rPr>
   </w:style>
   <w:style w:type="character" w:styleId="Heading5Char" w:customStyle="true">
@@ -11150,10 +11198,14 @@
     <w:link w:val="Heading5"/>
     <w:uiPriority w:val="9"/>
     <w:semiHidden/>
-    <w:rsid w:val="00700ED2"/>
+    <w:unhideWhenUsed/>
     <w:rPr>
-      <w:rFonts w:asciiTheme="majorHAnsi" w:hAnsiTheme="majorHAnsi" w:eastAsiaTheme="majorEastAsia" w:cstheme="majorBidi"/>
-      <w:color w:val="2F5496" w:themeColor="accent1" w:themeShade="BF"/>
+      <w:rFonts w:asciiTheme="minorHAnsi" w:hAnsiTheme="minorHAnsi" w:eastAsiaTheme="minorEastAsia" w:cstheme="minorBidi"/>
+      <w:b/>
+      <w:bCs/>
+      <w:color w:val="1B2433"/>
+      <w:sz w:val="22"/>
+      <w:szCs w:val="22"/>
     </w:rPr>
   </w:style>
   <w:style w:type="character" w:styleId="Heading6Char" w:customStyle="true">
@@ -11162,10 +11214,14 @@
     <w:link w:val="Heading6"/>
     <w:uiPriority w:val="9"/>
     <w:semiHidden/>
-    <w:rsid w:val="00700ED2"/>
+    <w:unhideWhenUsed/>
     <w:rPr>
-      <w:rFonts w:asciiTheme="majorHAnsi" w:hAnsiTheme="majorHAnsi" w:eastAsiaTheme="majorEastAsia" w:cstheme="majorBidi"/>
-      <w:color w:val="1F3763" w:themeColor="accent1" w:themeShade="7F"/>
+      <w:rFonts w:asciiTheme="minorHAnsi" w:hAnsiTheme="minorHAnsi" w:eastAsiaTheme="minorEastAsia" w:cstheme="minorBidi"/>
+      <w:b/>
+      <w:bCs/>
+      <w:color w:val="1B2433"/>
+      <w:sz w:val="20"/>
+      <w:szCs w:val="20"/>
     </w:rPr>
   </w:style>
   <w:style w:type="character" w:styleId="Heading7Char" w:customStyle="true">
@@ -11340,55 +11396,252 @@
       <w:vertAlign w:val="superscript"/>
     </w:rPr>
   </w:style>
+  <w:style w:type="paragraph" w:styleId="TOCHeading">
+    <w:name w:val="TOC Heading"/>
+    <w:basedOn w:val="Heading1"/>
+    <w:next w:val="Normal"/>
+    <w:uiPriority w:val="39"/>
+    <w:unhideWhenUsed/>
+    <w:qFormat/>
+    <w:pPr>
+      <w:outlineLvl w:val="9"/>
+    </w:pPr>
+  </w:style>
+  <w:style w:type="paragraph" w:styleId="TOC1">
+    <w:name w:val="toc 1"/>
+    <w:basedOn w:val="Normal"/>
+    <w:next w:val="Normal"/>
+    <w:autoRedefine/>
+    <w:uiPriority w:val="39"/>
+    <w:unhideWhenUsed/>
+    <w:pPr>
+      <w:tabs>
+        <w:tab w:val="right" w:leader="dot" w:pos="9350"/>
+      </w:tabs>
+      <w:spacing w:after="100"/>
+    </w:pPr>
+  </w:style>
+  <w:style w:type="paragraph" w:styleId="TOC2">
+    <w:name w:val="toc 2"/>
+    <w:basedOn w:val="Normal"/>
+    <w:next w:val="Normal"/>
+    <w:autoRedefine/>
+    <w:uiPriority w:val="39"/>
+    <w:unhideWhenUsed/>
+    <w:pPr>
+      <w:tabs>
+        <w:tab w:val="right" w:leader="dot" w:pos="9350"/>
+      </w:tabs>
+      <w:spacing w:after="100"/>
+      <w:ind w:left="220"/>
+    </w:pPr>
+  </w:style>
+  <w:style w:type="paragraph" w:styleId="TOC3">
+    <w:name w:val="toc 3"/>
+    <w:basedOn w:val="Normal"/>
+    <w:next w:val="Normal"/>
+    <w:autoRedefine/>
+    <w:uiPriority w:val="39"/>
+    <w:unhideWhenUsed/>
+    <w:pPr>
+      <w:tabs>
+        <w:tab w:val="right" w:leader="dot" w:pos="9350"/>
+      </w:tabs>
+      <w:spacing w:after="100"/>
+      <w:ind w:left="440"/>
+    </w:pPr>
+  </w:style>
+  <w:style w:type="paragraph" w:styleId="TOC4">
+    <w:name w:val="toc 4"/>
+    <w:basedOn w:val="Normal"/>
+    <w:next w:val="Normal"/>
+    <w:autoRedefine/>
+    <w:uiPriority w:val="39"/>
+    <w:unhideWhenUsed/>
+    <w:pPr>
+      <w:tabs>
+        <w:tab w:val="right" w:leader="dot" w:pos="9350"/>
+      </w:tabs>
+      <w:spacing w:after="100"/>
+      <w:ind w:left="660"/>
+    </w:pPr>
+  </w:style>
+  <w:style w:type="paragraph" w:styleId="TOC5">
+    <w:name w:val="toc 5"/>
+    <w:basedOn w:val="Normal"/>
+    <w:next w:val="Normal"/>
+    <w:autoRedefine/>
+    <w:uiPriority w:val="39"/>
+    <w:unhideWhenUsed/>
+    <w:pPr>
+      <w:tabs>
+        <w:tab w:val="right" w:leader="dot" w:pos="9350"/>
+      </w:tabs>
+      <w:spacing w:after="100"/>
+      <w:ind w:left="880"/>
+    </w:pPr>
+  </w:style>
+  <w:style w:type="paragraph" w:styleId="TOC6">
+    <w:name w:val="toc 6"/>
+    <w:basedOn w:val="Normal"/>
+    <w:next w:val="Normal"/>
+    <w:autoRedefine/>
+    <w:uiPriority w:val="39"/>
+    <w:unhideWhenUsed/>
+    <w:pPr>
+      <w:tabs>
+        <w:tab w:val="right" w:leader="dot" w:pos="9350"/>
+      </w:tabs>
+      <w:spacing w:after="100"/>
+      <w:ind w:left="1100"/>
+    </w:pPr>
+  </w:style>
+  <w:style w:type="paragraph" w:styleId="TOC7">
+    <w:name w:val="toc 7"/>
+    <w:basedOn w:val="Normal"/>
+    <w:next w:val="Normal"/>
+    <w:autoRedefine/>
+    <w:uiPriority w:val="39"/>
+    <w:unhideWhenUsed/>
+    <w:pPr>
+      <w:tabs>
+        <w:tab w:val="right" w:leader="dot" w:pos="9350"/>
+      </w:tabs>
+      <w:spacing w:after="100"/>
+      <w:ind w:left="1320"/>
+    </w:pPr>
+  </w:style>
+  <w:style w:type="paragraph" w:styleId="TOC8">
+    <w:name w:val="toc 8"/>
+    <w:basedOn w:val="Normal"/>
+    <w:next w:val="Normal"/>
+    <w:autoRedefine/>
+    <w:uiPriority w:val="39"/>
+    <w:unhideWhenUsed/>
+    <w:pPr>
+      <w:tabs>
+        <w:tab w:val="right" w:leader="dot" w:pos="9350"/>
+      </w:tabs>
+      <w:spacing w:after="100"/>
+      <w:ind w:left="1540"/>
+    </w:pPr>
+  </w:style>
+  <w:style w:type="paragraph" w:styleId="TOC9">
+    <w:name w:val="toc 9"/>
+    <w:basedOn w:val="Normal"/>
+    <w:next w:val="Normal"/>
+    <w:autoRedefine/>
+    <w:uiPriority w:val="39"/>
+    <w:unhideWhenUsed/>
+    <w:pPr>
+      <w:tabs>
+        <w:tab w:val="right" w:leader="dot" w:pos="9350"/>
+      </w:tabs>
+      <w:spacing w:after="100"/>
+      <w:ind w:left="1760"/>
+    </w:pPr>
+  </w:style>
+  <w:style w:type="table" w:styleId="OfficeIMOModern">
+    <w:name w:val="OfficeIMO Modern"/>
+    <w:basedOn w:val="TableNormal"/>
+    <w:uiPriority w:val="40"/>
+    <w:pPr>
+      <w:spacing w:before="0" w:after="0" w:line="240" w:lineRule="auto"/>
+    </w:pPr>
+    <w:rPr>
+      <w:rFonts w:ascii="Aptos" w:hAnsi="Aptos" w:eastAsia="Aptos" w:cs="Aptos"/>
+      <w:color w:val="1B2433"/>
+      <w:sz w:val="20"/>
+      <w:szCs w:val="20"/>
+    </w:rPr>
+    <w:tblPr>
+      <w:tblStyleRowBandSize w:val="1"/>
+      <w:tblStyleColBandSize w:val="1"/>
+      <w:tblBorders>
+        <w:bottom w:val="single" w:color="DCE2EA" w:sz="4" w:space="0"/>
+        <w:insideH w:val="single" w:color="DCE2EA" w:sz="4" w:space="0"/>
+      </w:tblBorders>
+      <w:tblCellMar>
+        <w:top w:w="100" w:type="dxa"/>
+        <w:left w:w="140" w:type="dxa"/>
+        <w:bottom w:w="100" w:type="dxa"/>
+        <w:right w:w="140" w:type="dxa"/>
+      </w:tblCellMar>
+    </w:tblPr>
+    <w:tblStylePr w:type="firstRow">
+      <w:pPr>
+        <w:keepNext/>
+      </w:pPr>
+      <w:rPr>
+        <w:b w:val="true"/>
+        <w:bCs w:val="true"/>
+        <w:color w:val="1B2433"/>
+      </w:rPr>
+      <w:trPr>
+        <w:tblHeader/>
+      </w:trPr>
+      <w:tcPr>
+        <w:tcBorders>
+          <w:bottom w:val="single" w:color="3F64D7" w:sz="8" w:space="0"/>
+        </w:tcBorders>
+        <w:shd w:val="clear" w:color="auto" w:fill="EAF0FC"/>
+      </w:tcPr>
+    </w:tblStylePr>
+    <w:tblStylePr w:type="band2Horz">
+      <w:tcPr>
+        <w:shd w:val="clear" w:color="auto" w:fill="F6F8FB"/>
+      </w:tcPr>
+    </w:tblStylePr>
+  </w:style>
 </w:styles>
 </file>
 
 <file path=word/theme/theme1.xml><?xml version="1.0" encoding="utf-8"?>
-<a:theme xmlns:thm15="http://schemas.microsoft.com/office/thememl/2012/main" xmlns:a="http://schemas.openxmlformats.org/drawingml/2006/main" name="Office Theme">
+<a:theme xmlns:thm15="http://schemas.microsoft.com/office/thememl/2012/main" xmlns:a="http://schemas.openxmlformats.org/drawingml/2006/main" name="Modern">
   <a:themeElements>
-    <a:clrScheme name="Office">
+    <a:clrScheme name="Modern">
       <a:dk1>
-        <a:sysClr val="windowText" lastClr="000000"/>
+        <a:srgbClr val="1B2433"/>
       </a:dk1>
       <a:lt1>
-        <a:sysClr val="window" lastClr="FFFFFF"/>
+        <a:srgbClr val="FFFFFF"/>
       </a:lt1>
       <a:dk2>
-        <a:srgbClr val="44546A"/>
+        <a:srgbClr val="5B6575"/>
       </a:dk2>
       <a:lt2>
-        <a:srgbClr val="E7E6E6"/>
+        <a:srgbClr val="F6F8FB"/>
       </a:lt2>
       <a:accent1>
-        <a:srgbClr val="4472C4"/>
+        <a:srgbClr val="3F64D7"/>
       </a:accent1>
       <a:accent2>
-        <a:srgbClr val="ED7D31"/>
+        <a:srgbClr val="DC7536"/>
       </a:accent2>
       <a:accent3>
-        <a:srgbClr val="A5A5A5"/>
+        <a:srgbClr val="058E80"/>
       </a:accent3>
       <a:accent4>
-        <a:srgbClr val="FFC000"/>
+        <a:srgbClr val="A52758"/>
       </a:accent4>
       <a:accent5>
-        <a:srgbClr val="5B9BD5"/>
+        <a:srgbClr val="3F2F6B"/>
       </a:accent5>
       <a:accent6>
-        <a:srgbClr val="70AD47"/>
+        <a:srgbClr val="255319"/>
       </a:accent6>
       <a:hlink>
-        <a:srgbClr val="0563C1"/>
+        <a:srgbClr val="3F64D7"/>
       </a:hlink>
       <a:folHlink>
-        <a:srgbClr val="954F72"/>
+        <a:srgbClr val="DC7536"/>
       </a:folHlink>
     </a:clrScheme>
-    <a:fontScheme name="Office">
+    <a:fontScheme name="Modern">
       <a:majorFont>
-        <a:latin typeface="Calibri Light" panose="020F0302020204030204"/>
-        <a:ea typeface=""/>
-        <a:cs typeface=""/>
+        <a:latin typeface="Aptos"/>
+        <a:ea typeface="Aptos"/>
+        <a:cs typeface="Aptos"/>
         <a:font script="Jpan" typeface="游ゴシック Light"/>
         <a:font script="Hang" typeface="맑은 고딕"/>
         <a:font script="Hans" typeface="等线 Light"/>
@@ -11438,9 +11691,9 @@
         <a:font script="Tfng" typeface="Ebrima"/>
       </a:majorFont>
       <a:minorFont>
-        <a:latin typeface="Calibri" panose="020F0502020204030204"/>
-        <a:ea typeface=""/>
-        <a:cs typeface=""/>
+        <a:latin typeface="Aptos"/>
+        <a:ea typeface="Aptos"/>
+        <a:cs typeface="Aptos"/>
         <a:font script="Jpan" typeface="游明朝"/>
         <a:font script="Hang" typeface="맑은 고딕"/>
         <a:font script="Hans" typeface="等线"/>

--- a/Website/static/downloads/showcase/pswriteoffice/project-delivery-pack.docx
+++ b/Website/static/downloads/showcase/pswriteoffice/project-delivery-pack.docx
@@ -740,8 +740,8 @@
       </w:r>
     </w:p>
     <w:sectPr>
-      <w:headerReference w:type="default" r:id="R4f35c6057a424a21"/>
-      <w:footerReference w:type="default" r:id="Rb2bd77ff81ba4594"/>
+      <w:headerReference w:type="default" r:id="R440d84e4b78e42c4"/>
+      <w:footerReference w:type="default" r:id="R014d2fe9485242bf"/>
       <w:pgSz w:w="12240" w:h="15840" w:code="1"/>
       <w:pgMar w:top="1440" w:right="1440" w:bottom="1440" w:left="1440" w:header="720" w:footer="720" w:gutter="0"/>
     </w:sectPr>
@@ -821,7 +821,7 @@
 <file path=word/numbering.xml><?xml version="1.0" encoding="utf-8"?>
 <w:numbering xmlns:wpc="http://schemas.microsoft.com/office/word/2010/wordprocessingCanvas" xmlns:cx="http://schemas.microsoft.com/office/drawing/2014/chartex" xmlns:cx1="http://schemas.microsoft.com/office/drawing/2015/9/8/chartex" xmlns:cx2="http://schemas.microsoft.com/office/drawing/2015/10/21/chartex" xmlns:cx3="http://schemas.microsoft.com/office/drawing/2016/5/9/chartex" xmlns:cx4="http://schemas.microsoft.com/office/drawing/2016/5/10/chartex" xmlns:cx5="http://schemas.microsoft.com/office/drawing/2016/5/11/chartex" xmlns:cx6="http://schemas.microsoft.com/office/drawing/2016/5/12/chartex" xmlns:cx7="http://schemas.microsoft.com/office/drawing/2016/5/13/chartex" xmlns:cx8="http://schemas.microsoft.com/office/drawing/2016/5/14/chartex" xmlns:mc="http://schemas.openxmlformats.org/markup-compatibility/2006" xmlns:aink="http://schemas.microsoft.com/office/drawing/2016/ink" xmlns:am3d="http://schemas.microsoft.com/office/drawing/2017/model3d" xmlns:o="urn:schemas-microsoft-com:office:office" xmlns:oel="http://schemas.microsoft.com/office/2019/extlst" xmlns:r="http://schemas.openxmlformats.org/officeDocument/2006/relationships" xmlns:m="http://schemas.openxmlformats.org/officeDocument/2006/math" xmlns:v="urn:schemas-microsoft-com:vml" xmlns:wp14="http://schemas.microsoft.com/office/word/2010/wordprocessingDrawing" xmlns:wp="http://schemas.openxmlformats.org/drawingml/2006/wordprocessingDrawing" xmlns:w10="urn:schemas-microsoft-com:office:word" xmlns:w="http://schemas.openxmlformats.org/wordprocessingml/2006/main" xmlns:w14="http://schemas.microsoft.com/office/word/2010/wordml" xmlns:w15="http://schemas.microsoft.com/office/word/2012/wordml" xmlns:w16cex="http://schemas.microsoft.com/office/word/2018/wordml/cex" xmlns:w16cid="http://schemas.microsoft.com/office/word/2016/wordml/cid" xmlns:w16="http://schemas.microsoft.com/office/word/2018/wordml" xmlns:w16sdtdh="http://schemas.microsoft.com/office/word/2020/wordml/sdtdatahash" xmlns:w16se="http://schemas.microsoft.com/office/word/2015/wordml/symex" xmlns:wpg="http://schemas.microsoft.com/office/word/2010/wordprocessingGroup" xmlns:wpi="http://schemas.microsoft.com/office/word/2010/wordprocessingInk" xmlns:wne="http://schemas.microsoft.com/office/word/2006/wordml" xmlns:wps="http://schemas.microsoft.com/office/word/2010/wordprocessingShape" mc:Ignorable="w14 w15 w16se w16cid w16 w16cex w16sdtdh wp14">
   <w:abstractNum w:abstractNumId="0" w15:restartNumberingAfterBreak="0">
-    <w:nsid w:val="372AEE05"/>
+    <w:nsid w:val="B8A4FA71"/>
     <w:multiLevelType w:val="hybridMultilevel"/>
     <w:tmpl w:val="934E79A6"/>
     <w:lvl w:ilvl="0" w:tplc="04090001">

--- a/Website/static/downloads/showcase/pswriteoffice/project-delivery-pack.docx
+++ b/Website/static/downloads/showcase/pswriteoffice/project-delivery-pack.docx
@@ -740,8 +740,8 @@
       </w:r>
     </w:p>
     <w:sectPr>
-      <w:headerReference w:type="default" r:id="R440d84e4b78e42c4"/>
-      <w:footerReference w:type="default" r:id="R014d2fe9485242bf"/>
+      <w:headerReference w:type="default" r:id="R9a6bae2c0b84491b"/>
+      <w:footerReference w:type="default" r:id="R995b06cb5da04dae"/>
       <w:pgSz w:w="12240" w:h="15840" w:code="1"/>
       <w:pgMar w:top="1440" w:right="1440" w:bottom="1440" w:left="1440" w:header="720" w:footer="720" w:gutter="0"/>
     </w:sectPr>
@@ -821,7 +821,7 @@
 <file path=word/numbering.xml><?xml version="1.0" encoding="utf-8"?>
 <w:numbering xmlns:wpc="http://schemas.microsoft.com/office/word/2010/wordprocessingCanvas" xmlns:cx="http://schemas.microsoft.com/office/drawing/2014/chartex" xmlns:cx1="http://schemas.microsoft.com/office/drawing/2015/9/8/chartex" xmlns:cx2="http://schemas.microsoft.com/office/drawing/2015/10/21/chartex" xmlns:cx3="http://schemas.microsoft.com/office/drawing/2016/5/9/chartex" xmlns:cx4="http://schemas.microsoft.com/office/drawing/2016/5/10/chartex" xmlns:cx5="http://schemas.microsoft.com/office/drawing/2016/5/11/chartex" xmlns:cx6="http://schemas.microsoft.com/office/drawing/2016/5/12/chartex" xmlns:cx7="http://schemas.microsoft.com/office/drawing/2016/5/13/chartex" xmlns:cx8="http://schemas.microsoft.com/office/drawing/2016/5/14/chartex" xmlns:mc="http://schemas.openxmlformats.org/markup-compatibility/2006" xmlns:aink="http://schemas.microsoft.com/office/drawing/2016/ink" xmlns:am3d="http://schemas.microsoft.com/office/drawing/2017/model3d" xmlns:o="urn:schemas-microsoft-com:office:office" xmlns:oel="http://schemas.microsoft.com/office/2019/extlst" xmlns:r="http://schemas.openxmlformats.org/officeDocument/2006/relationships" xmlns:m="http://schemas.openxmlformats.org/officeDocument/2006/math" xmlns:v="urn:schemas-microsoft-com:vml" xmlns:wp14="http://schemas.microsoft.com/office/word/2010/wordprocessingDrawing" xmlns:wp="http://schemas.openxmlformats.org/drawingml/2006/wordprocessingDrawing" xmlns:w10="urn:schemas-microsoft-com:office:word" xmlns:w="http://schemas.openxmlformats.org/wordprocessingml/2006/main" xmlns:w14="http://schemas.microsoft.com/office/word/2010/wordml" xmlns:w15="http://schemas.microsoft.com/office/word/2012/wordml" xmlns:w16cex="http://schemas.microsoft.com/office/word/2018/wordml/cex" xmlns:w16cid="http://schemas.microsoft.com/office/word/2016/wordml/cid" xmlns:w16="http://schemas.microsoft.com/office/word/2018/wordml" xmlns:w16sdtdh="http://schemas.microsoft.com/office/word/2020/wordml/sdtdatahash" xmlns:w16se="http://schemas.microsoft.com/office/word/2015/wordml/symex" xmlns:wpg="http://schemas.microsoft.com/office/word/2010/wordprocessingGroup" xmlns:wpi="http://schemas.microsoft.com/office/word/2010/wordprocessingInk" xmlns:wne="http://schemas.microsoft.com/office/word/2006/wordml" xmlns:wps="http://schemas.microsoft.com/office/word/2010/wordprocessingShape" mc:Ignorable="w14 w15 w16se w16cid w16 w16cex w16sdtdh wp14">
   <w:abstractNum w:abstractNumId="0" w15:restartNumberingAfterBreak="0">
-    <w:nsid w:val="B8A4FA71"/>
+    <w:nsid w:val="69FEB65D"/>
     <w:multiLevelType w:val="hybridMultilevel"/>
     <w:tmpl w:val="934E79A6"/>
     <w:lvl w:ilvl="0" w:tplc="04090001">

--- a/Website/static/downloads/showcase/pswriteoffice/project-delivery-pack.docx
+++ b/Website/static/downloads/showcase/pswriteoffice/project-delivery-pack.docx
@@ -740,8 +740,8 @@
       </w:r>
     </w:p>
     <w:sectPr>
-      <w:headerReference w:type="default" r:id="R9a6bae2c0b84491b"/>
-      <w:footerReference w:type="default" r:id="R995b06cb5da04dae"/>
+      <w:headerReference w:type="default" r:id="R19f1809b48e04c55"/>
+      <w:footerReference w:type="default" r:id="R10fa397f0b864944"/>
       <w:pgSz w:w="12240" w:h="15840" w:code="1"/>
       <w:pgMar w:top="1440" w:right="1440" w:bottom="1440" w:left="1440" w:header="720" w:footer="720" w:gutter="0"/>
     </w:sectPr>
@@ -821,7 +821,7 @@
 <file path=word/numbering.xml><?xml version="1.0" encoding="utf-8"?>
 <w:numbering xmlns:wpc="http://schemas.microsoft.com/office/word/2010/wordprocessingCanvas" xmlns:cx="http://schemas.microsoft.com/office/drawing/2014/chartex" xmlns:cx1="http://schemas.microsoft.com/office/drawing/2015/9/8/chartex" xmlns:cx2="http://schemas.microsoft.com/office/drawing/2015/10/21/chartex" xmlns:cx3="http://schemas.microsoft.com/office/drawing/2016/5/9/chartex" xmlns:cx4="http://schemas.microsoft.com/office/drawing/2016/5/10/chartex" xmlns:cx5="http://schemas.microsoft.com/office/drawing/2016/5/11/chartex" xmlns:cx6="http://schemas.microsoft.com/office/drawing/2016/5/12/chartex" xmlns:cx7="http://schemas.microsoft.com/office/drawing/2016/5/13/chartex" xmlns:cx8="http://schemas.microsoft.com/office/drawing/2016/5/14/chartex" xmlns:mc="http://schemas.openxmlformats.org/markup-compatibility/2006" xmlns:aink="http://schemas.microsoft.com/office/drawing/2016/ink" xmlns:am3d="http://schemas.microsoft.com/office/drawing/2017/model3d" xmlns:o="urn:schemas-microsoft-com:office:office" xmlns:oel="http://schemas.microsoft.com/office/2019/extlst" xmlns:r="http://schemas.openxmlformats.org/officeDocument/2006/relationships" xmlns:m="http://schemas.openxmlformats.org/officeDocument/2006/math" xmlns:v="urn:schemas-microsoft-com:vml" xmlns:wp14="http://schemas.microsoft.com/office/word/2010/wordprocessingDrawing" xmlns:wp="http://schemas.openxmlformats.org/drawingml/2006/wordprocessingDrawing" xmlns:w10="urn:schemas-microsoft-com:office:word" xmlns:w="http://schemas.openxmlformats.org/wordprocessingml/2006/main" xmlns:w14="http://schemas.microsoft.com/office/word/2010/wordml" xmlns:w15="http://schemas.microsoft.com/office/word/2012/wordml" xmlns:w16cex="http://schemas.microsoft.com/office/word/2018/wordml/cex" xmlns:w16cid="http://schemas.microsoft.com/office/word/2016/wordml/cid" xmlns:w16="http://schemas.microsoft.com/office/word/2018/wordml" xmlns:w16sdtdh="http://schemas.microsoft.com/office/word/2020/wordml/sdtdatahash" xmlns:w16se="http://schemas.microsoft.com/office/word/2015/wordml/symex" xmlns:wpg="http://schemas.microsoft.com/office/word/2010/wordprocessingGroup" xmlns:wpi="http://schemas.microsoft.com/office/word/2010/wordprocessingInk" xmlns:wne="http://schemas.microsoft.com/office/word/2006/wordml" xmlns:wps="http://schemas.microsoft.com/office/word/2010/wordprocessingShape" mc:Ignorable="w14 w15 w16se w16cid w16 w16cex w16sdtdh wp14">
   <w:abstractNum w:abstractNumId="0" w15:restartNumberingAfterBreak="0">
-    <w:nsid w:val="69FEB65D"/>
+    <w:nsid w:val="52CDDC29"/>
     <w:multiLevelType w:val="hybridMultilevel"/>
     <w:tmpl w:val="934E79A6"/>
     <w:lvl w:ilvl="0" w:tplc="04090001">

--- a/Website/static/downloads/showcase/pswriteoffice/project-delivery-pack.docx
+++ b/Website/static/downloads/showcase/pswriteoffice/project-delivery-pack.docx
@@ -740,8 +740,8 @@
       </w:r>
     </w:p>
     <w:sectPr>
-      <w:headerReference w:type="default" r:id="R19f1809b48e04c55"/>
-      <w:footerReference w:type="default" r:id="R10fa397f0b864944"/>
+      <w:headerReference w:type="default" r:id="R7a4c1b5603624e6c"/>
+      <w:footerReference w:type="default" r:id="R8aad6805dcdf4baa"/>
       <w:pgSz w:w="12240" w:h="15840" w:code="1"/>
       <w:pgMar w:top="1440" w:right="1440" w:bottom="1440" w:left="1440" w:header="720" w:footer="720" w:gutter="0"/>
     </w:sectPr>
@@ -821,7 +821,7 @@
 <file path=word/numbering.xml><?xml version="1.0" encoding="utf-8"?>
 <w:numbering xmlns:wpc="http://schemas.microsoft.com/office/word/2010/wordprocessingCanvas" xmlns:cx="http://schemas.microsoft.com/office/drawing/2014/chartex" xmlns:cx1="http://schemas.microsoft.com/office/drawing/2015/9/8/chartex" xmlns:cx2="http://schemas.microsoft.com/office/drawing/2015/10/21/chartex" xmlns:cx3="http://schemas.microsoft.com/office/drawing/2016/5/9/chartex" xmlns:cx4="http://schemas.microsoft.com/office/drawing/2016/5/10/chartex" xmlns:cx5="http://schemas.microsoft.com/office/drawing/2016/5/11/chartex" xmlns:cx6="http://schemas.microsoft.com/office/drawing/2016/5/12/chartex" xmlns:cx7="http://schemas.microsoft.com/office/drawing/2016/5/13/chartex" xmlns:cx8="http://schemas.microsoft.com/office/drawing/2016/5/14/chartex" xmlns:mc="http://schemas.openxmlformats.org/markup-compatibility/2006" xmlns:aink="http://schemas.microsoft.com/office/drawing/2016/ink" xmlns:am3d="http://schemas.microsoft.com/office/drawing/2017/model3d" xmlns:o="urn:schemas-microsoft-com:office:office" xmlns:oel="http://schemas.microsoft.com/office/2019/extlst" xmlns:r="http://schemas.openxmlformats.org/officeDocument/2006/relationships" xmlns:m="http://schemas.openxmlformats.org/officeDocument/2006/math" xmlns:v="urn:schemas-microsoft-com:vml" xmlns:wp14="http://schemas.microsoft.com/office/word/2010/wordprocessingDrawing" xmlns:wp="http://schemas.openxmlformats.org/drawingml/2006/wordprocessingDrawing" xmlns:w10="urn:schemas-microsoft-com:office:word" xmlns:w="http://schemas.openxmlformats.org/wordprocessingml/2006/main" xmlns:w14="http://schemas.microsoft.com/office/word/2010/wordml" xmlns:w15="http://schemas.microsoft.com/office/word/2012/wordml" xmlns:w16cex="http://schemas.microsoft.com/office/word/2018/wordml/cex" xmlns:w16cid="http://schemas.microsoft.com/office/word/2016/wordml/cid" xmlns:w16="http://schemas.microsoft.com/office/word/2018/wordml" xmlns:w16sdtdh="http://schemas.microsoft.com/office/word/2020/wordml/sdtdatahash" xmlns:w16se="http://schemas.microsoft.com/office/word/2015/wordml/symex" xmlns:wpg="http://schemas.microsoft.com/office/word/2010/wordprocessingGroup" xmlns:wpi="http://schemas.microsoft.com/office/word/2010/wordprocessingInk" xmlns:wne="http://schemas.microsoft.com/office/word/2006/wordml" xmlns:wps="http://schemas.microsoft.com/office/word/2010/wordprocessingShape" mc:Ignorable="w14 w15 w16se w16cid w16 w16cex w16sdtdh wp14">
   <w:abstractNum w:abstractNumId="0" w15:restartNumberingAfterBreak="0">
-    <w:nsid w:val="52CDDC29"/>
+    <w:nsid w:val="1552A4EA"/>
     <w:multiLevelType w:val="hybridMultilevel"/>
     <w:tmpl w:val="934E79A6"/>
     <w:lvl w:ilvl="0" w:tplc="04090001">

--- a/Website/static/downloads/showcase/pswriteoffice/project-delivery-pack.docx
+++ b/Website/static/downloads/showcase/pswriteoffice/project-delivery-pack.docx
@@ -740,8 +740,8 @@
       </w:r>
     </w:p>
     <w:sectPr>
-      <w:headerReference w:type="default" r:id="R7a4c1b5603624e6c"/>
-      <w:footerReference w:type="default" r:id="R8aad6805dcdf4baa"/>
+      <w:headerReference w:type="default" r:id="Re1135d337ab74a44"/>
+      <w:footerReference w:type="default" r:id="Rcf93e2070d36426a"/>
       <w:pgSz w:w="12240" w:h="15840" w:code="1"/>
       <w:pgMar w:top="1440" w:right="1440" w:bottom="1440" w:left="1440" w:header="720" w:footer="720" w:gutter="0"/>
     </w:sectPr>
@@ -821,7 +821,7 @@
 <file path=word/numbering.xml><?xml version="1.0" encoding="utf-8"?>
 <w:numbering xmlns:wpc="http://schemas.microsoft.com/office/word/2010/wordprocessingCanvas" xmlns:cx="http://schemas.microsoft.com/office/drawing/2014/chartex" xmlns:cx1="http://schemas.microsoft.com/office/drawing/2015/9/8/chartex" xmlns:cx2="http://schemas.microsoft.com/office/drawing/2015/10/21/chartex" xmlns:cx3="http://schemas.microsoft.com/office/drawing/2016/5/9/chartex" xmlns:cx4="http://schemas.microsoft.com/office/drawing/2016/5/10/chartex" xmlns:cx5="http://schemas.microsoft.com/office/drawing/2016/5/11/chartex" xmlns:cx6="http://schemas.microsoft.com/office/drawing/2016/5/12/chartex" xmlns:cx7="http://schemas.microsoft.com/office/drawing/2016/5/13/chartex" xmlns:cx8="http://schemas.microsoft.com/office/drawing/2016/5/14/chartex" xmlns:mc="http://schemas.openxmlformats.org/markup-compatibility/2006" xmlns:aink="http://schemas.microsoft.com/office/drawing/2016/ink" xmlns:am3d="http://schemas.microsoft.com/office/drawing/2017/model3d" xmlns:o="urn:schemas-microsoft-com:office:office" xmlns:oel="http://schemas.microsoft.com/office/2019/extlst" xmlns:r="http://schemas.openxmlformats.org/officeDocument/2006/relationships" xmlns:m="http://schemas.openxmlformats.org/officeDocument/2006/math" xmlns:v="urn:schemas-microsoft-com:vml" xmlns:wp14="http://schemas.microsoft.com/office/word/2010/wordprocessingDrawing" xmlns:wp="http://schemas.openxmlformats.org/drawingml/2006/wordprocessingDrawing" xmlns:w10="urn:schemas-microsoft-com:office:word" xmlns:w="http://schemas.openxmlformats.org/wordprocessingml/2006/main" xmlns:w14="http://schemas.microsoft.com/office/word/2010/wordml" xmlns:w15="http://schemas.microsoft.com/office/word/2012/wordml" xmlns:w16cex="http://schemas.microsoft.com/office/word/2018/wordml/cex" xmlns:w16cid="http://schemas.microsoft.com/office/word/2016/wordml/cid" xmlns:w16="http://schemas.microsoft.com/office/word/2018/wordml" xmlns:w16sdtdh="http://schemas.microsoft.com/office/word/2020/wordml/sdtdatahash" xmlns:w16se="http://schemas.microsoft.com/office/word/2015/wordml/symex" xmlns:wpg="http://schemas.microsoft.com/office/word/2010/wordprocessingGroup" xmlns:wpi="http://schemas.microsoft.com/office/word/2010/wordprocessingInk" xmlns:wne="http://schemas.microsoft.com/office/word/2006/wordml" xmlns:wps="http://schemas.microsoft.com/office/word/2010/wordprocessingShape" mc:Ignorable="w14 w15 w16se w16cid w16 w16cex w16sdtdh wp14">
   <w:abstractNum w:abstractNumId="0" w15:restartNumberingAfterBreak="0">
-    <w:nsid w:val="1552A4EA"/>
+    <w:nsid w:val="9DD25276"/>
     <w:multiLevelType w:val="hybridMultilevel"/>
     <w:tmpl w:val="934E79A6"/>
     <w:lvl w:ilvl="0" w:tplc="04090001">

--- a/Website/static/downloads/showcase/pswriteoffice/project-delivery-pack.docx
+++ b/Website/static/downloads/showcase/pswriteoffice/project-delivery-pack.docx
@@ -740,8 +740,8 @@
       </w:r>
     </w:p>
     <w:sectPr>
-      <w:headerReference w:type="default" r:id="Re1135d337ab74a44"/>
-      <w:footerReference w:type="default" r:id="Rcf93e2070d36426a"/>
+      <w:headerReference w:type="default" r:id="Rf9d9e3e310c24f73"/>
+      <w:footerReference w:type="default" r:id="R7ed51292b30b486e"/>
       <w:pgSz w:w="12240" w:h="15840" w:code="1"/>
       <w:pgMar w:top="1440" w:right="1440" w:bottom="1440" w:left="1440" w:header="720" w:footer="720" w:gutter="0"/>
     </w:sectPr>
@@ -821,7 +821,7 @@
 <file path=word/numbering.xml><?xml version="1.0" encoding="utf-8"?>
 <w:numbering xmlns:wpc="http://schemas.microsoft.com/office/word/2010/wordprocessingCanvas" xmlns:cx="http://schemas.microsoft.com/office/drawing/2014/chartex" xmlns:cx1="http://schemas.microsoft.com/office/drawing/2015/9/8/chartex" xmlns:cx2="http://schemas.microsoft.com/office/drawing/2015/10/21/chartex" xmlns:cx3="http://schemas.microsoft.com/office/drawing/2016/5/9/chartex" xmlns:cx4="http://schemas.microsoft.com/office/drawing/2016/5/10/chartex" xmlns:cx5="http://schemas.microsoft.com/office/drawing/2016/5/11/chartex" xmlns:cx6="http://schemas.microsoft.com/office/drawing/2016/5/12/chartex" xmlns:cx7="http://schemas.microsoft.com/office/drawing/2016/5/13/chartex" xmlns:cx8="http://schemas.microsoft.com/office/drawing/2016/5/14/chartex" xmlns:mc="http://schemas.openxmlformats.org/markup-compatibility/2006" xmlns:aink="http://schemas.microsoft.com/office/drawing/2016/ink" xmlns:am3d="http://schemas.microsoft.com/office/drawing/2017/model3d" xmlns:o="urn:schemas-microsoft-com:office:office" xmlns:oel="http://schemas.microsoft.com/office/2019/extlst" xmlns:r="http://schemas.openxmlformats.org/officeDocument/2006/relationships" xmlns:m="http://schemas.openxmlformats.org/officeDocument/2006/math" xmlns:v="urn:schemas-microsoft-com:vml" xmlns:wp14="http://schemas.microsoft.com/office/word/2010/wordprocessingDrawing" xmlns:wp="http://schemas.openxmlformats.org/drawingml/2006/wordprocessingDrawing" xmlns:w10="urn:schemas-microsoft-com:office:word" xmlns:w="http://schemas.openxmlformats.org/wordprocessingml/2006/main" xmlns:w14="http://schemas.microsoft.com/office/word/2010/wordml" xmlns:w15="http://schemas.microsoft.com/office/word/2012/wordml" xmlns:w16cex="http://schemas.microsoft.com/office/word/2018/wordml/cex" xmlns:w16cid="http://schemas.microsoft.com/office/word/2016/wordml/cid" xmlns:w16="http://schemas.microsoft.com/office/word/2018/wordml" xmlns:w16sdtdh="http://schemas.microsoft.com/office/word/2020/wordml/sdtdatahash" xmlns:w16se="http://schemas.microsoft.com/office/word/2015/wordml/symex" xmlns:wpg="http://schemas.microsoft.com/office/word/2010/wordprocessingGroup" xmlns:wpi="http://schemas.microsoft.com/office/word/2010/wordprocessingInk" xmlns:wne="http://schemas.microsoft.com/office/word/2006/wordml" xmlns:wps="http://schemas.microsoft.com/office/word/2010/wordprocessingShape" mc:Ignorable="w14 w15 w16se w16cid w16 w16cex w16sdtdh wp14">
   <w:abstractNum w:abstractNumId="0" w15:restartNumberingAfterBreak="0">
-    <w:nsid w:val="9DD25276"/>
+    <w:nsid w:val="CF0576F2"/>
     <w:multiLevelType w:val="hybridMultilevel"/>
     <w:tmpl w:val="934E79A6"/>
     <w:lvl w:ilvl="0" w:tplc="04090001">

--- a/Website/static/downloads/showcase/pswriteoffice/project-delivery-pack.docx
+++ b/Website/static/downloads/showcase/pswriteoffice/project-delivery-pack.docx
@@ -740,8 +740,8 @@
       </w:r>
     </w:p>
     <w:sectPr>
-      <w:headerReference w:type="default" r:id="Rf9d9e3e310c24f73"/>
-      <w:footerReference w:type="default" r:id="R7ed51292b30b486e"/>
+      <w:headerReference w:type="default" r:id="R567cd4aca8524754"/>
+      <w:footerReference w:type="default" r:id="R971d863c368641e0"/>
       <w:pgSz w:w="12240" w:h="15840" w:code="1"/>
       <w:pgMar w:top="1440" w:right="1440" w:bottom="1440" w:left="1440" w:header="720" w:footer="720" w:gutter="0"/>
     </w:sectPr>
@@ -821,7 +821,7 @@
 <file path=word/numbering.xml><?xml version="1.0" encoding="utf-8"?>
 <w:numbering xmlns:wpc="http://schemas.microsoft.com/office/word/2010/wordprocessingCanvas" xmlns:cx="http://schemas.microsoft.com/office/drawing/2014/chartex" xmlns:cx1="http://schemas.microsoft.com/office/drawing/2015/9/8/chartex" xmlns:cx2="http://schemas.microsoft.com/office/drawing/2015/10/21/chartex" xmlns:cx3="http://schemas.microsoft.com/office/drawing/2016/5/9/chartex" xmlns:cx4="http://schemas.microsoft.com/office/drawing/2016/5/10/chartex" xmlns:cx5="http://schemas.microsoft.com/office/drawing/2016/5/11/chartex" xmlns:cx6="http://schemas.microsoft.com/office/drawing/2016/5/12/chartex" xmlns:cx7="http://schemas.microsoft.com/office/drawing/2016/5/13/chartex" xmlns:cx8="http://schemas.microsoft.com/office/drawing/2016/5/14/chartex" xmlns:mc="http://schemas.openxmlformats.org/markup-compatibility/2006" xmlns:aink="http://schemas.microsoft.com/office/drawing/2016/ink" xmlns:am3d="http://schemas.microsoft.com/office/drawing/2017/model3d" xmlns:o="urn:schemas-microsoft-com:office:office" xmlns:oel="http://schemas.microsoft.com/office/2019/extlst" xmlns:r="http://schemas.openxmlformats.org/officeDocument/2006/relationships" xmlns:m="http://schemas.openxmlformats.org/officeDocument/2006/math" xmlns:v="urn:schemas-microsoft-com:vml" xmlns:wp14="http://schemas.microsoft.com/office/word/2010/wordprocessingDrawing" xmlns:wp="http://schemas.openxmlformats.org/drawingml/2006/wordprocessingDrawing" xmlns:w10="urn:schemas-microsoft-com:office:word" xmlns:w="http://schemas.openxmlformats.org/wordprocessingml/2006/main" xmlns:w14="http://schemas.microsoft.com/office/word/2010/wordml" xmlns:w15="http://schemas.microsoft.com/office/word/2012/wordml" xmlns:w16cex="http://schemas.microsoft.com/office/word/2018/wordml/cex" xmlns:w16cid="http://schemas.microsoft.com/office/word/2016/wordml/cid" xmlns:w16="http://schemas.microsoft.com/office/word/2018/wordml" xmlns:w16sdtdh="http://schemas.microsoft.com/office/word/2020/wordml/sdtdatahash" xmlns:w16se="http://schemas.microsoft.com/office/word/2015/wordml/symex" xmlns:wpg="http://schemas.microsoft.com/office/word/2010/wordprocessingGroup" xmlns:wpi="http://schemas.microsoft.com/office/word/2010/wordprocessingInk" xmlns:wne="http://schemas.microsoft.com/office/word/2006/wordml" xmlns:wps="http://schemas.microsoft.com/office/word/2010/wordprocessingShape" mc:Ignorable="w14 w15 w16se w16cid w16 w16cex w16sdtdh wp14">
   <w:abstractNum w:abstractNumId="0" w15:restartNumberingAfterBreak="0">
-    <w:nsid w:val="CF0576F2"/>
+    <w:nsid w:val="00E4E5D3"/>
     <w:multiLevelType w:val="hybridMultilevel"/>
     <w:tmpl w:val="934E79A6"/>
     <w:lvl w:ilvl="0" w:tplc="04090001">

--- a/Website/static/downloads/showcase/pswriteoffice/project-delivery-pack.docx
+++ b/Website/static/downloads/showcase/pswriteoffice/project-delivery-pack.docx
@@ -740,8 +740,8 @@
       </w:r>
     </w:p>
     <w:sectPr>
-      <w:headerReference w:type="default" r:id="Rc98e9eb153234867"/>
-      <w:footerReference w:type="default" r:id="R80e63549ea664268"/>
+      <w:headerReference w:type="default" r:id="Rbee739a81695405b"/>
+      <w:footerReference w:type="default" r:id="R663a47517c2645cd"/>
       <w:pgSz w:w="12240" w:h="15840" w:code="1"/>
       <w:pgMar w:top="1440" w:right="1440" w:bottom="1440" w:left="1440" w:header="720" w:footer="720" w:gutter="0"/>
     </w:sectPr>
@@ -821,7 +821,7 @@
 <file path=word/numbering.xml><?xml version="1.0" encoding="utf-8"?>
 <w:numbering xmlns:wpc="http://schemas.microsoft.com/office/word/2010/wordprocessingCanvas" xmlns:cx="http://schemas.microsoft.com/office/drawing/2014/chartex" xmlns:cx1="http://schemas.microsoft.com/office/drawing/2015/9/8/chartex" xmlns:cx2="http://schemas.microsoft.com/office/drawing/2015/10/21/chartex" xmlns:cx3="http://schemas.microsoft.com/office/drawing/2016/5/9/chartex" xmlns:cx4="http://schemas.microsoft.com/office/drawing/2016/5/10/chartex" xmlns:cx5="http://schemas.microsoft.com/office/drawing/2016/5/11/chartex" xmlns:cx6="http://schemas.microsoft.com/office/drawing/2016/5/12/chartex" xmlns:cx7="http://schemas.microsoft.com/office/drawing/2016/5/13/chartex" xmlns:cx8="http://schemas.microsoft.com/office/drawing/2016/5/14/chartex" xmlns:mc="http://schemas.openxmlformats.org/markup-compatibility/2006" xmlns:aink="http://schemas.microsoft.com/office/drawing/2016/ink" xmlns:am3d="http://schemas.microsoft.com/office/drawing/2017/model3d" xmlns:o="urn:schemas-microsoft-com:office:office" xmlns:oel="http://schemas.microsoft.com/office/2019/extlst" xmlns:r="http://schemas.openxmlformats.org/officeDocument/2006/relationships" xmlns:m="http://schemas.openxmlformats.org/officeDocument/2006/math" xmlns:v="urn:schemas-microsoft-com:vml" xmlns:wp14="http://schemas.microsoft.com/office/word/2010/wordprocessingDrawing" xmlns:wp="http://schemas.openxmlformats.org/drawingml/2006/wordprocessingDrawing" xmlns:w10="urn:schemas-microsoft-com:office:word" xmlns:w="http://schemas.openxmlformats.org/wordprocessingml/2006/main" xmlns:w14="http://schemas.microsoft.com/office/word/2010/wordml" xmlns:w15="http://schemas.microsoft.com/office/word/2012/wordml" xmlns:w16cex="http://schemas.microsoft.com/office/word/2018/wordml/cex" xmlns:w16cid="http://schemas.microsoft.com/office/word/2016/wordml/cid" xmlns:w16="http://schemas.microsoft.com/office/word/2018/wordml" xmlns:w16sdtdh="http://schemas.microsoft.com/office/word/2020/wordml/sdtdatahash" xmlns:w16se="http://schemas.microsoft.com/office/word/2015/wordml/symex" xmlns:wpg="http://schemas.microsoft.com/office/word/2010/wordprocessingGroup" xmlns:wpi="http://schemas.microsoft.com/office/word/2010/wordprocessingInk" xmlns:wne="http://schemas.microsoft.com/office/word/2006/wordml" xmlns:wps="http://schemas.microsoft.com/office/word/2010/wordprocessingShape" mc:Ignorable="w14 w15 w16se w16cid w16 w16cex w16sdtdh wp14">
   <w:abstractNum w:abstractNumId="0" w15:restartNumberingAfterBreak="0">
-    <w:nsid w:val="76235AA5"/>
+    <w:nsid w:val="00DFB823"/>
     <w:multiLevelType w:val="hybridMultilevel"/>
     <w:tmpl w:val="934E79A6"/>
     <w:lvl w:ilvl="0" w:tplc="04090001">

--- a/Website/static/downloads/showcase/pswriteoffice/project-delivery-pack.docx
+++ b/Website/static/downloads/showcase/pswriteoffice/project-delivery-pack.docx
@@ -740,8 +740,8 @@
       </w:r>
     </w:p>
     <w:sectPr>
-      <w:headerReference w:type="default" r:id="R567cd4aca8524754"/>
-      <w:footerReference w:type="default" r:id="R971d863c368641e0"/>
+      <w:headerReference w:type="default" r:id="R735674b6a5c644e1"/>
+      <w:footerReference w:type="default" r:id="R9e52d9c0c25a4968"/>
       <w:pgSz w:w="12240" w:h="15840" w:code="1"/>
       <w:pgMar w:top="1440" w:right="1440" w:bottom="1440" w:left="1440" w:header="720" w:footer="720" w:gutter="0"/>
     </w:sectPr>
@@ -821,7 +821,7 @@
 <file path=word/numbering.xml><?xml version="1.0" encoding="utf-8"?>
 <w:numbering xmlns:wpc="http://schemas.microsoft.com/office/word/2010/wordprocessingCanvas" xmlns:cx="http://schemas.microsoft.com/office/drawing/2014/chartex" xmlns:cx1="http://schemas.microsoft.com/office/drawing/2015/9/8/chartex" xmlns:cx2="http://schemas.microsoft.com/office/drawing/2015/10/21/chartex" xmlns:cx3="http://schemas.microsoft.com/office/drawing/2016/5/9/chartex" xmlns:cx4="http://schemas.microsoft.com/office/drawing/2016/5/10/chartex" xmlns:cx5="http://schemas.microsoft.com/office/drawing/2016/5/11/chartex" xmlns:cx6="http://schemas.microsoft.com/office/drawing/2016/5/12/chartex" xmlns:cx7="http://schemas.microsoft.com/office/drawing/2016/5/13/chartex" xmlns:cx8="http://schemas.microsoft.com/office/drawing/2016/5/14/chartex" xmlns:mc="http://schemas.openxmlformats.org/markup-compatibility/2006" xmlns:aink="http://schemas.microsoft.com/office/drawing/2016/ink" xmlns:am3d="http://schemas.microsoft.com/office/drawing/2017/model3d" xmlns:o="urn:schemas-microsoft-com:office:office" xmlns:oel="http://schemas.microsoft.com/office/2019/extlst" xmlns:r="http://schemas.openxmlformats.org/officeDocument/2006/relationships" xmlns:m="http://schemas.openxmlformats.org/officeDocument/2006/math" xmlns:v="urn:schemas-microsoft-com:vml" xmlns:wp14="http://schemas.microsoft.com/office/word/2010/wordprocessingDrawing" xmlns:wp="http://schemas.openxmlformats.org/drawingml/2006/wordprocessingDrawing" xmlns:w10="urn:schemas-microsoft-com:office:word" xmlns:w="http://schemas.openxmlformats.org/wordprocessingml/2006/main" xmlns:w14="http://schemas.microsoft.com/office/word/2010/wordml" xmlns:w15="http://schemas.microsoft.com/office/word/2012/wordml" xmlns:w16cex="http://schemas.microsoft.com/office/word/2018/wordml/cex" xmlns:w16cid="http://schemas.microsoft.com/office/word/2016/wordml/cid" xmlns:w16="http://schemas.microsoft.com/office/word/2018/wordml" xmlns:w16sdtdh="http://schemas.microsoft.com/office/word/2020/wordml/sdtdatahash" xmlns:w16se="http://schemas.microsoft.com/office/word/2015/wordml/symex" xmlns:wpg="http://schemas.microsoft.com/office/word/2010/wordprocessingGroup" xmlns:wpi="http://schemas.microsoft.com/office/word/2010/wordprocessingInk" xmlns:wne="http://schemas.microsoft.com/office/word/2006/wordml" xmlns:wps="http://schemas.microsoft.com/office/word/2010/wordprocessingShape" mc:Ignorable="w14 w15 w16se w16cid w16 w16cex w16sdtdh wp14">
   <w:abstractNum w:abstractNumId="0" w15:restartNumberingAfterBreak="0">
-    <w:nsid w:val="00E4E5D3"/>
+    <w:nsid w:val="A186300E"/>
     <w:multiLevelType w:val="hybridMultilevel"/>
     <w:tmpl w:val="934E79A6"/>
     <w:lvl w:ilvl="0" w:tplc="04090001">
